--- a/experiments/report_machine/office/output/吉林敖东/20260729_吉林敖东_midday.docx
+++ b/experiments/report_machine/office/output/吉林敖东/20260729_吉林敖东_midday.docx
@@ -23,36 +23,10 @@
       <w:r>
         <w:rPr>
           <w:rFonts w:ascii="Microsoft YaHei" w:hAnsi="Microsoft YaHei"/>
-        </w:rPr>
-        <w:t xml:space="preserve">&gt; </w:t>
-      </w:r>
-      <w:r>
-        <w:rPr>
-          <w:rFonts w:ascii="Microsoft YaHei" w:hAnsi="Microsoft YaHei"/>
           <w:b/>
           <w:color w:val="1A1A1A"/>
         </w:rPr>
-        <w:t>报告时间</w:t>
-      </w:r>
-      <w:r>
-        <w:rPr>
-          <w:rFonts w:ascii="Microsoft YaHei" w:hAnsi="Microsoft YaHei"/>
-        </w:rPr>
-        <w:t xml:space="preserve">：2026-07-29 11:30 | </w:t>
-      </w:r>
-      <w:r>
-        <w:rPr>
-          <w:rFonts w:ascii="Microsoft YaHei" w:hAnsi="Microsoft YaHei"/>
-          <w:b/>
-          <w:color w:val="1A1A1A"/>
-        </w:rPr>
-        <w:t>数据截止</w:t>
-      </w:r>
-      <w:r>
-        <w:rPr>
-          <w:rFonts w:ascii="Microsoft YaHei" w:hAnsi="Microsoft YaHei"/>
-        </w:rPr>
-        <w:t>：午间收盘</w:t>
+        <w:t>数据截止：今日11:30收盘 | 当前价：18.56元 | 涨跌幅：+2.77%</w:t>
       </w:r>
     </w:p>
     <w:p>
@@ -85,7 +59,7 @@
         <w:rPr>
           <w:rFonts w:ascii="Microsoft YaHei" w:hAnsi="Microsoft YaHei"/>
         </w:rPr>
-        <w:t>今日全市场情绪偏暖，</w:t>
+        <w:t xml:space="preserve">今日全市场情绪整体偏暖，市场热度 </w:t>
       </w:r>
       <w:r>
         <w:rPr>
@@ -93,13 +67,13 @@
           <w:b/>
           <w:color w:val="1A1A1A"/>
         </w:rPr>
-        <w:t>成交额1.46万亿（较昨日+1549亿）</w:t>
+        <w:t>68（高）</w:t>
       </w:r>
       <w:r>
         <w:rPr>
           <w:rFonts w:ascii="Microsoft YaHei" w:hAnsi="Microsoft YaHei"/>
         </w:rPr>
-        <w:t>，上涨占比达79%，赚钱效应46%。涨跌分布为</w:t>
+        <w:t xml:space="preserve">，上涨家数 </w:t>
       </w:r>
       <w:r>
         <w:rPr>
@@ -107,13 +81,175 @@
           <w:b/>
           <w:color w:val="1A1A1A"/>
         </w:rPr>
-        <w:t>上涨3404家 / 下跌2018家</w:t>
+        <w:t>4103</w:t>
       </w:r>
       <w:r>
         <w:rPr>
           <w:rFonts w:ascii="Microsoft YaHei" w:hAnsi="Microsoft YaHei"/>
         </w:rPr>
-        <w:t>，涨停58只，跌停19只，市场人气较好。吉林敖东在偏暖的市场氛围中表现亮眼，成为医药板块的领涨品种之一。</w:t>
+        <w:t xml:space="preserve"> 家，下跌 </w:t>
+      </w:r>
+      <w:r>
+        <w:rPr>
+          <w:rFonts w:ascii="Microsoft YaHei" w:hAnsi="Microsoft YaHei"/>
+          <w:b/>
+          <w:color w:val="1A1A1A"/>
+        </w:rPr>
+        <w:t>1360</w:t>
+      </w:r>
+      <w:r>
+        <w:rPr>
+          <w:rFonts w:ascii="Microsoft YaHei" w:hAnsi="Microsoft YaHei"/>
+        </w:rPr>
+        <w:t xml:space="preserve"> 家，涨跌比约 </w:t>
+      </w:r>
+      <w:r>
+        <w:rPr>
+          <w:rFonts w:ascii="Microsoft YaHei" w:hAnsi="Microsoft YaHei"/>
+          <w:b/>
+          <w:color w:val="1A1A1A"/>
+        </w:rPr>
+        <w:t>3:1</w:t>
+      </w:r>
+      <w:r>
+        <w:rPr>
+          <w:rFonts w:ascii="Microsoft YaHei" w:hAnsi="Microsoft YaHei"/>
+        </w:rPr>
+        <w:t xml:space="preserve">，赚钱效应为 </w:t>
+      </w:r>
+      <w:r>
+        <w:rPr>
+          <w:rFonts w:ascii="Microsoft YaHei" w:hAnsi="Microsoft YaHei"/>
+          <w:b/>
+          <w:color w:val="1A1A1A"/>
+        </w:rPr>
+        <w:t>51%</w:t>
+      </w:r>
+      <w:r>
+        <w:rPr>
+          <w:rFonts w:ascii="Microsoft YaHei" w:hAnsi="Microsoft YaHei"/>
+        </w:rPr>
+        <w:t xml:space="preserve">。成交额达 </w:t>
+      </w:r>
+      <w:r>
+        <w:rPr>
+          <w:rFonts w:ascii="Microsoft YaHei" w:hAnsi="Microsoft YaHei"/>
+          <w:b/>
+          <w:color w:val="1A1A1A"/>
+        </w:rPr>
+        <w:t>2.06万亿</w:t>
+      </w:r>
+      <w:r>
+        <w:rPr>
+          <w:rFonts w:ascii="Microsoft YaHei" w:hAnsi="Microsoft YaHei"/>
+        </w:rPr>
+        <w:t xml:space="preserve">，较前一交易日增加 </w:t>
+      </w:r>
+      <w:r>
+        <w:rPr>
+          <w:rFonts w:ascii="Microsoft YaHei" w:hAnsi="Microsoft YaHei"/>
+          <w:b/>
+          <w:color w:val="1A1A1A"/>
+        </w:rPr>
+        <w:t>2960亿</w:t>
+      </w:r>
+      <w:r>
+        <w:rPr>
+          <w:rFonts w:ascii="Microsoft YaHei" w:hAnsi="Microsoft YaHei"/>
+        </w:rPr>
+        <w:t xml:space="preserve">，量能显著放大。涨停梯队方面，一板 </w:t>
+      </w:r>
+      <w:r>
+        <w:rPr>
+          <w:rFonts w:ascii="Microsoft YaHei" w:hAnsi="Microsoft YaHei"/>
+          <w:b/>
+          <w:color w:val="1A1A1A"/>
+        </w:rPr>
+        <w:t>66只</w:t>
+      </w:r>
+      <w:r>
+        <w:rPr>
+          <w:rFonts w:ascii="Microsoft YaHei" w:hAnsi="Microsoft YaHei"/>
+        </w:rPr>
+        <w:t xml:space="preserve">（晋级率9%），二板 </w:t>
+      </w:r>
+      <w:r>
+        <w:rPr>
+          <w:rFonts w:ascii="Microsoft YaHei" w:hAnsi="Microsoft YaHei"/>
+          <w:b/>
+          <w:color w:val="1A1A1A"/>
+        </w:rPr>
+        <w:t>4只</w:t>
+      </w:r>
+      <w:r>
+        <w:rPr>
+          <w:rFonts w:ascii="Microsoft YaHei" w:hAnsi="Microsoft YaHei"/>
+        </w:rPr>
+        <w:t xml:space="preserve">（晋级率31%），三板 </w:t>
+      </w:r>
+      <w:r>
+        <w:rPr>
+          <w:rFonts w:ascii="Microsoft YaHei" w:hAnsi="Microsoft YaHei"/>
+          <w:b/>
+          <w:color w:val="1A1A1A"/>
+        </w:rPr>
+        <w:t>4只</w:t>
+      </w:r>
+      <w:r>
+        <w:rPr>
+          <w:rFonts w:ascii="Microsoft YaHei" w:hAnsi="Microsoft YaHei"/>
+        </w:rPr>
+        <w:t xml:space="preserve">（晋级率33%），高度板 </w:t>
+      </w:r>
+      <w:r>
+        <w:rPr>
+          <w:rFonts w:ascii="Microsoft YaHei" w:hAnsi="Microsoft YaHei"/>
+          <w:b/>
+          <w:color w:val="1A1A1A"/>
+        </w:rPr>
+        <w:t>1只</w:t>
+      </w:r>
+      <w:r>
+        <w:rPr>
+          <w:rFonts w:ascii="Microsoft YaHei" w:hAnsi="Microsoft YaHei"/>
+        </w:rPr>
+        <w:t>，市场情绪处于高位但分化仍在延续。</w:t>
+      </w:r>
+    </w:p>
+    <w:p>
+      <w:r>
+        <w:rPr>
+          <w:rFonts w:ascii="Microsoft YaHei" w:hAnsi="Microsoft YaHei"/>
+        </w:rPr>
+        <w:t xml:space="preserve">吉林敖东今日午间收盘报 </w:t>
+      </w:r>
+      <w:r>
+        <w:rPr>
+          <w:rFonts w:ascii="Microsoft YaHei" w:hAnsi="Microsoft YaHei"/>
+          <w:b/>
+          <w:color w:val="1A1A1A"/>
+        </w:rPr>
+        <w:t>18.56元</w:t>
+      </w:r>
+      <w:r>
+        <w:rPr>
+          <w:rFonts w:ascii="Microsoft YaHei" w:hAnsi="Microsoft YaHei"/>
+        </w:rPr>
+        <w:t xml:space="preserve">，涨幅 </w:t>
+      </w:r>
+      <w:r>
+        <w:rPr>
+          <w:rFonts w:ascii="Microsoft YaHei" w:hAnsi="Microsoft YaHei"/>
+          <w:b/>
+          <w:color w:val="1A1A1A"/>
+        </w:rPr>
+        <w:t>+2.77%</w:t>
+      </w:r>
+      <w:r>
+        <w:rPr>
+          <w:rFonts w:ascii="Microsoft YaHei" w:hAnsi="Microsoft YaHei"/>
+        </w:rPr>
+        <w:t>，跑赢上证指数及多数医药板块成分股。</w:t>
       </w:r>
     </w:p>
     <w:p>
@@ -192,7 +328,7 @@
                 <w:color w:val="1A1A1A"/>
                 <w:sz w:val="18"/>
               </w:rPr>
-              <w:t>数据</w:t>
+              <w:t>数值</w:t>
             </w:r>
           </w:p>
         </w:tc>
@@ -232,7 +368,92 @@
                 <w:color w:val="1A1A1A"/>
                 <w:sz w:val="18"/>
               </w:rPr>
-              <w:t>18.56 元</w:t>
+              <w:t>18.56</w:t>
+            </w:r>
+            <w:r>
+              <w:rPr>
+                <w:rFonts w:ascii="Microsoft YaHei" w:hAnsi="Microsoft YaHei"/>
+                <w:sz w:val="18"/>
+              </w:rPr>
+              <w:t xml:space="preserve"> 元</w:t>
+            </w:r>
+          </w:p>
+        </w:tc>
+      </w:tr>
+      <w:tr>
+        <w:tc>
+          <w:tcPr>
+            <w:tcW w:type="dxa" w:w="4533"/>
+            <w:shd w:fill="F8F9FA" w:val="clear"/>
+          </w:tcPr>
+          <w:p>
+            <w:pPr>
+              <w:spacing w:before="40" w:after="40" w:line="288" w:lineRule="auto"/>
+            </w:pPr>
+            <w:r/>
+            <w:r>
+              <w:rPr>
+                <w:rFonts w:ascii="Microsoft YaHei" w:hAnsi="Microsoft YaHei"/>
+                <w:sz w:val="18"/>
+              </w:rPr>
+              <w:t>昨收 / 开盘</w:t>
+            </w:r>
+          </w:p>
+        </w:tc>
+        <w:tc>
+          <w:tcPr>
+            <w:tcW w:type="dxa" w:w="4533"/>
+            <w:shd w:fill="F8F9FA" w:val="clear"/>
+          </w:tcPr>
+          <w:p>
+            <w:pPr>
+              <w:spacing w:before="40" w:after="40" w:line="288" w:lineRule="auto"/>
+            </w:pPr>
+            <w:r/>
+            <w:r>
+              <w:rPr>
+                <w:rFonts w:ascii="Microsoft YaHei" w:hAnsi="Microsoft YaHei"/>
+                <w:sz w:val="18"/>
+              </w:rPr>
+              <w:t>18.06 / 18.10</w:t>
+            </w:r>
+          </w:p>
+        </w:tc>
+      </w:tr>
+      <w:tr>
+        <w:tc>
+          <w:tcPr>
+            <w:tcW w:type="dxa" w:w="4533"/>
+          </w:tcPr>
+          <w:p>
+            <w:pPr>
+              <w:spacing w:before="40" w:after="40" w:line="288" w:lineRule="auto"/>
+            </w:pPr>
+            <w:r/>
+            <w:r>
+              <w:rPr>
+                <w:rFonts w:ascii="Microsoft YaHei" w:hAnsi="Microsoft YaHei"/>
+                <w:sz w:val="18"/>
+              </w:rPr>
+              <w:t>最高 / 最低</w:t>
+            </w:r>
+          </w:p>
+        </w:tc>
+        <w:tc>
+          <w:tcPr>
+            <w:tcW w:type="dxa" w:w="4533"/>
+          </w:tcPr>
+          <w:p>
+            <w:pPr>
+              <w:spacing w:before="40" w:after="40" w:line="288" w:lineRule="auto"/>
+            </w:pPr>
+            <w:r/>
+            <w:r>
+              <w:rPr>
+                <w:rFonts w:ascii="Microsoft YaHei" w:hAnsi="Microsoft YaHei"/>
+                <w:sz w:val="18"/>
+              </w:rPr>
+              <w:t>18.68 / 18.10</w:t>
             </w:r>
           </w:p>
         </w:tc>
@@ -294,7 +515,7 @@
                 <w:rFonts w:ascii="Microsoft YaHei" w:hAnsi="Microsoft YaHei"/>
                 <w:sz w:val="18"/>
               </w:rPr>
-              <w:t>开盘 / 最高 / 最低</w:t>
+              <w:t>成交量</w:t>
             </w:r>
           </w:p>
         </w:tc>
@@ -310,9 +531,18 @@
             <w:r>
               <w:rPr>
                 <w:rFonts w:ascii="Microsoft YaHei" w:hAnsi="Microsoft YaHei"/>
+                <w:b/>
+                <w:color w:val="1A1A1A"/>
                 <w:sz w:val="18"/>
               </w:rPr>
-              <w:t>18.10 / 18.68 / 18.10</w:t>
+              <w:t>247,939</w:t>
+            </w:r>
+            <w:r>
+              <w:rPr>
+                <w:rFonts w:ascii="Microsoft YaHei" w:hAnsi="Microsoft YaHei"/>
+                <w:sz w:val="18"/>
+              </w:rPr>
+              <w:t xml:space="preserve"> 手</w:t>
             </w:r>
           </w:p>
         </w:tc>
@@ -333,7 +563,7 @@
                 <w:rFonts w:ascii="Microsoft YaHei" w:hAnsi="Microsoft YaHei"/>
                 <w:sz w:val="18"/>
               </w:rPr>
-              <w:t>成交量（手）</w:t>
+              <w:t>成交额</w:t>
             </w:r>
           </w:p>
         </w:tc>
@@ -350,9 +580,18 @@
             <w:r>
               <w:rPr>
                 <w:rFonts w:ascii="Microsoft YaHei" w:hAnsi="Microsoft YaHei"/>
+                <w:b/>
+                <w:color w:val="1A1A1A"/>
                 <w:sz w:val="18"/>
               </w:rPr>
-              <w:t>247,939</w:t>
+              <w:t>45,671</w:t>
+            </w:r>
+            <w:r>
+              <w:rPr>
+                <w:rFonts w:ascii="Microsoft YaHei" w:hAnsi="Microsoft YaHei"/>
+                <w:sz w:val="18"/>
+              </w:rPr>
+              <w:t xml:space="preserve"> 万元</w:t>
             </w:r>
           </w:p>
         </w:tc>
@@ -372,7 +611,7 @@
                 <w:rFonts w:ascii="Microsoft YaHei" w:hAnsi="Microsoft YaHei"/>
                 <w:sz w:val="18"/>
               </w:rPr>
-              <w:t>成交额（万元）</w:t>
+              <w:t>换手率</w:t>
             </w:r>
           </w:p>
         </w:tc>
@@ -388,9 +627,11 @@
             <w:r>
               <w:rPr>
                 <w:rFonts w:ascii="Microsoft YaHei" w:hAnsi="Microsoft YaHei"/>
+                <w:b/>
+                <w:color w:val="1A1A1A"/>
                 <w:sz w:val="18"/>
               </w:rPr>
-              <w:t>45,671</w:t>
+              <w:t>2.08%</w:t>
             </w:r>
           </w:p>
         </w:tc>
@@ -411,7 +652,7 @@
                 <w:rFonts w:ascii="Microsoft YaHei" w:hAnsi="Microsoft YaHei"/>
                 <w:sz w:val="18"/>
               </w:rPr>
-              <w:t>换手率</w:t>
+              <w:t>振幅</w:t>
             </w:r>
           </w:p>
         </w:tc>
@@ -432,14 +673,7 @@
                 <w:color w:val="1A1A1A"/>
                 <w:sz w:val="18"/>
               </w:rPr>
-              <w:t>2.08%</w:t>
-            </w:r>
-            <w:r>
-              <w:rPr>
-                <w:rFonts w:ascii="Microsoft YaHei" w:hAnsi="Microsoft YaHei"/>
-                <w:sz w:val="18"/>
-              </w:rPr>
-              <w:t>（上日0.81%，放量约2.56倍）</w:t>
+              <w:t>3.21%</w:t>
             </w:r>
           </w:p>
         </w:tc>
@@ -500,7 +734,94 @@
                 <w:rFonts w:ascii="Microsoft YaHei" w:hAnsi="Microsoft YaHei"/>
                 <w:sz w:val="18"/>
               </w:rPr>
+              <w:t>均价</w:t>
+            </w:r>
+          </w:p>
+        </w:tc>
+        <w:tc>
+          <w:tcPr>
+            <w:tcW w:type="dxa" w:w="4533"/>
+            <w:shd w:fill="F8F9FA" w:val="clear"/>
+          </w:tcPr>
+          <w:p>
+            <w:pPr>
+              <w:spacing w:before="40" w:after="40" w:line="288" w:lineRule="auto"/>
+            </w:pPr>
+            <w:r/>
+            <w:r>
+              <w:rPr>
+                <w:rFonts w:ascii="Microsoft YaHei" w:hAnsi="Microsoft YaHei"/>
+                <w:sz w:val="18"/>
+              </w:rPr>
+              <w:t>18.42 元</w:t>
+            </w:r>
+          </w:p>
+        </w:tc>
+      </w:tr>
+      <w:tr>
+        <w:tc>
+          <w:tcPr>
+            <w:tcW w:type="dxa" w:w="4533"/>
+          </w:tcPr>
+          <w:p>
+            <w:pPr>
+              <w:spacing w:before="40" w:after="40" w:line="288" w:lineRule="auto"/>
+            </w:pPr>
+            <w:r/>
+            <w:r>
+              <w:rPr>
+                <w:rFonts w:ascii="Microsoft YaHei" w:hAnsi="Microsoft YaHei"/>
+                <w:sz w:val="18"/>
+              </w:rPr>
               <w:t>动态市盈率</w:t>
+            </w:r>
+          </w:p>
+        </w:tc>
+        <w:tc>
+          <w:tcPr>
+            <w:tcW w:type="dxa" w:w="4533"/>
+          </w:tcPr>
+          <w:p>
+            <w:pPr>
+              <w:spacing w:before="40" w:after="40" w:line="288" w:lineRule="auto"/>
+            </w:pPr>
+            <w:r/>
+            <w:r>
+              <w:rPr>
+                <w:rFonts w:ascii="Microsoft YaHei" w:hAnsi="Microsoft YaHei"/>
+                <w:b/>
+                <w:color w:val="1A1A1A"/>
+                <w:sz w:val="18"/>
+              </w:rPr>
+              <w:t>6.41</w:t>
+            </w:r>
+            <w:r>
+              <w:rPr>
+                <w:rFonts w:ascii="Microsoft YaHei" w:hAnsi="Microsoft YaHei"/>
+                <w:sz w:val="18"/>
+              </w:rPr>
+              <w:t xml:space="preserve"> 倍</w:t>
+            </w:r>
+          </w:p>
+        </w:tc>
+      </w:tr>
+      <w:tr>
+        <w:tc>
+          <w:tcPr>
+            <w:tcW w:type="dxa" w:w="4533"/>
+            <w:shd w:fill="F8F9FA" w:val="clear"/>
+          </w:tcPr>
+          <w:p>
+            <w:pPr>
+              <w:spacing w:before="40" w:after="40" w:line="288" w:lineRule="auto"/>
+            </w:pPr>
+            <w:r/>
+            <w:r>
+              <w:rPr>
+                <w:rFonts w:ascii="Microsoft YaHei" w:hAnsi="Microsoft YaHei"/>
+                <w:sz w:val="18"/>
+              </w:rPr>
+              <w:t>市净率</w:t>
             </w:r>
           </w:p>
         </w:tc>
@@ -521,7 +842,14 @@
                 <w:color w:val="1A1A1A"/>
                 <w:sz w:val="18"/>
               </w:rPr>
-              <w:t>6.41</w:t>
+              <w:t>0.71</w:t>
+            </w:r>
+            <w:r>
+              <w:rPr>
+                <w:rFonts w:ascii="Microsoft YaHei" w:hAnsi="Microsoft YaHei"/>
+                <w:sz w:val="18"/>
+              </w:rPr>
+              <w:t xml:space="preserve"> 倍</w:t>
             </w:r>
           </w:p>
         </w:tc>
@@ -541,7 +869,7 @@
                 <w:rFonts w:ascii="Microsoft YaHei" w:hAnsi="Microsoft YaHei"/>
                 <w:sz w:val="18"/>
               </w:rPr>
-              <w:t>市净率</w:t>
+              <w:t>总市值</w:t>
             </w:r>
           </w:p>
         </w:tc>
@@ -561,7 +889,14 @@
                 <w:color w:val="1A1A1A"/>
                 <w:sz w:val="18"/>
               </w:rPr>
-              <w:t>0.71</w:t>
+              <w:t>221.96</w:t>
+            </w:r>
+            <w:r>
+              <w:rPr>
+                <w:rFonts w:ascii="Microsoft YaHei" w:hAnsi="Microsoft YaHei"/>
+                <w:sz w:val="18"/>
+              </w:rPr>
+              <w:t xml:space="preserve"> 亿元</w:t>
             </w:r>
           </w:p>
         </w:tc>
@@ -582,7 +917,7 @@
                 <w:rFonts w:ascii="Microsoft YaHei" w:hAnsi="Microsoft YaHei"/>
                 <w:sz w:val="18"/>
               </w:rPr>
-              <w:t>总市值（亿元）</w:t>
+              <w:t>流通市值</w:t>
             </w:r>
           </w:p>
         </w:tc>
@@ -599,47 +934,18 @@
             <w:r>
               <w:rPr>
                 <w:rFonts w:ascii="Microsoft YaHei" w:hAnsi="Microsoft YaHei"/>
+                <w:b/>
+                <w:color w:val="1A1A1A"/>
                 <w:sz w:val="18"/>
               </w:rPr>
-              <w:t>221.96</w:t>
+              <w:t>221.04</w:t>
             </w:r>
-          </w:p>
-        </w:tc>
-      </w:tr>
-      <w:tr>
-        <w:tc>
-          <w:tcPr>
-            <w:tcW w:type="dxa" w:w="4533"/>
-          </w:tcPr>
-          <w:p>
-            <w:pPr>
-              <w:spacing w:before="40" w:after="40" w:line="288" w:lineRule="auto"/>
-            </w:pPr>
-            <w:r/>
             <w:r>
               <w:rPr>
                 <w:rFonts w:ascii="Microsoft YaHei" w:hAnsi="Microsoft YaHei"/>
                 <w:sz w:val="18"/>
               </w:rPr>
-              <w:t>流通市值（亿元）</w:t>
-            </w:r>
-          </w:p>
-        </w:tc>
-        <w:tc>
-          <w:tcPr>
-            <w:tcW w:type="dxa" w:w="4533"/>
-          </w:tcPr>
-          <w:p>
-            <w:pPr>
-              <w:spacing w:before="40" w:after="40" w:line="288" w:lineRule="auto"/>
-            </w:pPr>
-            <w:r/>
-            <w:r>
-              <w:rPr>
-                <w:rFonts w:ascii="Microsoft YaHei" w:hAnsi="Microsoft YaHei"/>
-                <w:sz w:val="18"/>
-              </w:rPr>
-              <w:t>221.04</w:t>
+              <w:t xml:space="preserve"> 亿元</w:t>
             </w:r>
           </w:p>
         </w:tc>
@@ -653,13 +959,7 @@
           <w:b/>
           <w:color w:val="1A1A1A"/>
         </w:rPr>
-        <w:t>核心看点</w:t>
-      </w:r>
-      <w:r>
-        <w:rPr>
-          <w:rFonts w:ascii="Microsoft YaHei" w:hAnsi="Microsoft YaHei"/>
-        </w:rPr>
-        <w:t>：</w:t>
+        <w:t>核心观察：</w:t>
       </w:r>
     </w:p>
     <w:p>
@@ -669,16 +969,8 @@
       <w:r>
         <w:rPr>
           <w:rFonts w:ascii="Microsoft YaHei" w:hAnsi="Microsoft YaHei"/>
-          <w:b/>
-          <w:color w:val="1A1A1A"/>
         </w:rPr>
-        <w:t>放量突破</w:t>
-      </w:r>
-      <w:r>
-        <w:rPr>
-          <w:rFonts w:ascii="Microsoft YaHei" w:hAnsi="Microsoft YaHei"/>
-        </w:rPr>
-        <w:t xml:space="preserve">：今日半日换手率已达2.08%，是上一交易日全日换手率0.81%的 </w:t>
+        <w:t xml:space="preserve">今日高开（18.10元）后震荡走高，盘中最高触及 </w:t>
       </w:r>
       <w:r>
         <w:rPr>
@@ -686,13 +978,13 @@
           <w:b/>
           <w:color w:val="1A1A1A"/>
         </w:rPr>
-        <w:t>2.56倍</w:t>
+        <w:t>18.68元</w:t>
       </w:r>
       <w:r>
         <w:rPr>
           <w:rFonts w:ascii="Microsoft YaHei" w:hAnsi="Microsoft YaHei"/>
         </w:rPr>
-        <w:t>，量比1.26，显示资金入场意愿明显增强。</w:t>
+        <w:t>，逼近布林带上轨（18.75元），走势强劲。</w:t>
       </w:r>
     </w:p>
     <w:p>
@@ -702,16 +994,8 @@
       <w:r>
         <w:rPr>
           <w:rFonts w:ascii="Microsoft YaHei" w:hAnsi="Microsoft YaHei"/>
-          <w:b/>
-          <w:color w:val="1A1A1A"/>
         </w:rPr>
-        <w:t>低估值优势</w:t>
-      </w:r>
-      <w:r>
-        <w:rPr>
-          <w:rFonts w:ascii="Microsoft YaHei" w:hAnsi="Microsoft YaHei"/>
-        </w:rPr>
-        <w:t>：动态PE仅</w:t>
+        <w:t xml:space="preserve">外盘 </w:t>
       </w:r>
       <w:r>
         <w:rPr>
@@ -719,13 +1003,13 @@
           <w:b/>
           <w:color w:val="1A1A1A"/>
         </w:rPr>
-        <w:t>6.41倍</w:t>
+        <w:t>136,126手</w:t>
       </w:r>
       <w:r>
         <w:rPr>
           <w:rFonts w:ascii="Microsoft YaHei" w:hAnsi="Microsoft YaHei"/>
         </w:rPr>
-        <w:t>，PB仅</w:t>
+        <w:t xml:space="preserve"> 显著大于内盘 </w:t>
       </w:r>
       <w:r>
         <w:rPr>
@@ -733,13 +1017,13 @@
           <w:b/>
           <w:color w:val="1A1A1A"/>
         </w:rPr>
-        <w:t>0.71倍</w:t>
+        <w:t>111,813手</w:t>
       </w:r>
       <w:r>
         <w:rPr>
           <w:rFonts w:ascii="Microsoft YaHei" w:hAnsi="Microsoft YaHei"/>
         </w:rPr>
-        <w:t>（处于破净边缘），在A股医药生物板块中属于极低估值水平，安全边际充分。</w:t>
+        <w:t>，主动买盘占优，买方意愿强于卖方。</w:t>
       </w:r>
     </w:p>
     <w:p>
@@ -749,16 +1033,8 @@
       <w:r>
         <w:rPr>
           <w:rFonts w:ascii="Microsoft YaHei" w:hAnsi="Microsoft YaHei"/>
-          <w:b/>
-          <w:color w:val="1A1A1A"/>
         </w:rPr>
-        <w:t>外盘强于内盘</w:t>
-      </w:r>
-      <w:r>
-        <w:rPr>
-          <w:rFonts w:ascii="Microsoft YaHei" w:hAnsi="Microsoft YaHei"/>
-        </w:rPr>
-        <w:t>：外盘136,126手 / 内盘111,813手，外盘占比</w:t>
+        <w:t xml:space="preserve">量比 </w:t>
       </w:r>
       <w:r>
         <w:rPr>
@@ -766,13 +1042,13 @@
           <w:b/>
           <w:color w:val="1A1A1A"/>
         </w:rPr>
-        <w:t>54.9%</w:t>
+        <w:t>1.26</w:t>
       </w:r>
       <w:r>
         <w:rPr>
           <w:rFonts w:ascii="Microsoft YaHei" w:hAnsi="Microsoft YaHei"/>
         </w:rPr>
-        <w:t>，主动买盘占优。</w:t>
+        <w:t>，成交活跃度高于近期均值。</w:t>
       </w:r>
     </w:p>
     <w:p>
@@ -811,7 +1087,7 @@
           <w:color w:val="333333"/>
           <w:sz w:val="24"/>
         </w:rPr>
-        <w:t>今日盘中资金流向</w:t>
+        <w:t>盘中资金流向</w:t>
       </w:r>
     </w:p>
     <w:tbl>
@@ -865,7 +1141,7 @@
                 <w:color w:val="1A1A1A"/>
                 <w:sz w:val="18"/>
               </w:rPr>
-              <w:t>数据</w:t>
+              <w:t>数值</w:t>
             </w:r>
           </w:p>
         </w:tc>
@@ -905,7 +1181,7 @@
                 <w:color w:val="1A1A1A"/>
                 <w:sz w:val="18"/>
               </w:rPr>
-              <w:t>净流入 5,625.37 万元</w:t>
+              <w:t>净流入 7,575.61 万元</w:t>
             </w:r>
           </w:p>
         </w:tc>
@@ -926,7 +1202,94 @@
                 <w:rFonts w:ascii="Microsoft YaHei" w:hAnsi="Microsoft YaHei"/>
                 <w:sz w:val="18"/>
               </w:rPr>
+              <w:t>统计分钟数</w:t>
+            </w:r>
+          </w:p>
+        </w:tc>
+        <w:tc>
+          <w:tcPr>
+            <w:tcW w:type="dxa" w:w="4533"/>
+            <w:shd w:fill="F8F9FA" w:val="clear"/>
+          </w:tcPr>
+          <w:p>
+            <w:pPr>
+              <w:spacing w:before="40" w:after="40" w:line="288" w:lineRule="auto"/>
+            </w:pPr>
+            <w:r/>
+            <w:r>
+              <w:rPr>
+                <w:rFonts w:ascii="Microsoft YaHei" w:hAnsi="Microsoft YaHei"/>
+                <w:sz w:val="18"/>
+              </w:rPr>
+              <w:t>207 分钟</w:t>
+            </w:r>
+          </w:p>
+        </w:tc>
+      </w:tr>
+      <w:tr>
+        <w:tc>
+          <w:tcPr>
+            <w:tcW w:type="dxa" w:w="4533"/>
+          </w:tcPr>
+          <w:p>
+            <w:pPr>
+              <w:spacing w:before="40" w:after="40" w:line="288" w:lineRule="auto"/>
+            </w:pPr>
+            <w:r/>
+            <w:r>
+              <w:rPr>
+                <w:rFonts w:ascii="Microsoft YaHei" w:hAnsi="Microsoft YaHei"/>
+                <w:sz w:val="18"/>
+              </w:rPr>
               <w:t>资金流入分钟数</w:t>
+            </w:r>
+          </w:p>
+        </w:tc>
+        <w:tc>
+          <w:tcPr>
+            <w:tcW w:type="dxa" w:w="4533"/>
+          </w:tcPr>
+          <w:p>
+            <w:pPr>
+              <w:spacing w:before="40" w:after="40" w:line="288" w:lineRule="auto"/>
+            </w:pPr>
+            <w:r/>
+            <w:r>
+              <w:rPr>
+                <w:rFonts w:ascii="Microsoft YaHei" w:hAnsi="Microsoft YaHei"/>
+                <w:b/>
+                <w:color w:val="1A1A1A"/>
+                <w:sz w:val="18"/>
+              </w:rPr>
+              <w:t>125</w:t>
+            </w:r>
+            <w:r>
+              <w:rPr>
+                <w:rFonts w:ascii="Microsoft YaHei" w:hAnsi="Microsoft YaHei"/>
+                <w:sz w:val="18"/>
+              </w:rPr>
+              <w:t xml:space="preserve"> 分钟</w:t>
+            </w:r>
+          </w:p>
+        </w:tc>
+      </w:tr>
+      <w:tr>
+        <w:tc>
+          <w:tcPr>
+            <w:tcW w:type="dxa" w:w="4533"/>
+            <w:shd w:fill="F8F9FA" w:val="clear"/>
+          </w:tcPr>
+          <w:p>
+            <w:pPr>
+              <w:spacing w:before="40" w:after="40" w:line="288" w:lineRule="auto"/>
+            </w:pPr>
+            <w:r/>
+            <w:r>
+              <w:rPr>
+                <w:rFonts w:ascii="Microsoft YaHei" w:hAnsi="Microsoft YaHei"/>
+                <w:sz w:val="18"/>
+              </w:rPr>
+              <w:t>资金流出分钟数</w:t>
             </w:r>
           </w:p>
         </w:tc>
@@ -947,14 +1310,14 @@
                 <w:color w:val="1A1A1A"/>
                 <w:sz w:val="18"/>
               </w:rPr>
-              <w:t>72 分钟</w:t>
+              <w:t>82</w:t>
             </w:r>
             <w:r>
               <w:rPr>
                 <w:rFonts w:ascii="Microsoft YaHei" w:hAnsi="Microsoft YaHei"/>
                 <w:sz w:val="18"/>
               </w:rPr>
-              <w:t>（vs 流出41分钟）</w:t>
+              <w:t xml:space="preserve"> 分钟</w:t>
             </w:r>
           </w:p>
         </w:tc>
@@ -1032,7 +1395,7 @@
                 <w:rFonts w:ascii="Microsoft YaHei" w:hAnsi="Microsoft YaHei"/>
                 <w:sz w:val="18"/>
               </w:rPr>
-              <w:t>230.5 万元</w:t>
+              <w:t>279.5 万元</w:t>
             </w:r>
           </w:p>
         </w:tc>
@@ -1044,7 +1407,7 @@
         <w:rPr>
           <w:rFonts w:ascii="Microsoft YaHei" w:hAnsi="Microsoft YaHei"/>
         </w:rPr>
-        <w:t>资金流入时长接近流出时长的</w:t>
+        <w:t xml:space="preserve">资金流入时长占比约 </w:t>
       </w:r>
       <w:r>
         <w:rPr>
@@ -1052,13 +1415,27 @@
           <w:b/>
           <w:color w:val="1A1A1A"/>
         </w:rPr>
-        <w:t>2倍</w:t>
+        <w:t>60.4%</w:t>
       </w:r>
       <w:r>
         <w:rPr>
           <w:rFonts w:ascii="Microsoft YaHei" w:hAnsi="Microsoft YaHei"/>
         </w:rPr>
-        <w:t>，且最大单分钟流入额（596万元）远高于最大流出额（231万元），资金承接力度强劲。</w:t>
+        <w:t xml:space="preserve">，流入流出比约 </w:t>
+      </w:r>
+      <w:r>
+        <w:rPr>
+          <w:rFonts w:ascii="Microsoft YaHei" w:hAnsi="Microsoft YaHei"/>
+          <w:b/>
+          <w:color w:val="1A1A1A"/>
+        </w:rPr>
+        <w:t>1.52:1</w:t>
+      </w:r>
+      <w:r>
+        <w:rPr>
+          <w:rFonts w:ascii="Microsoft YaHei" w:hAnsi="Microsoft YaHei"/>
+        </w:rPr>
+        <w:t>，且最大单分钟流入（596.1万）远超最大单分钟流出（279.5万），显示多方资金占据主动。</w:t>
       </w:r>
     </w:p>
     <w:p>
@@ -1072,7 +1449,7 @@
           <w:color w:val="333333"/>
           <w:sz w:val="24"/>
         </w:rPr>
-        <w:t>上一交易日资金细分</w:t>
+        <w:t>上一个交易日资金细分</w:t>
       </w:r>
     </w:p>
     <w:tbl>
@@ -1084,13 +1461,15 @@
         <w:tblLook w:firstColumn="1" w:firstRow="1" w:lastColumn="0" w:lastRow="0" w:noHBand="0" w:noVBand="1" w:val="04A0"/>
       </w:tblPr>
       <w:tblGrid>
-        <w:gridCol w:w="4533"/>
-        <w:gridCol w:w="4533"/>
+        <w:gridCol w:w="2266"/>
+        <w:gridCol w:w="2266"/>
+        <w:gridCol w:w="2266"/>
+        <w:gridCol w:w="2266"/>
       </w:tblGrid>
       <w:tr>
         <w:tc>
           <w:tcPr>
-            <w:tcW w:type="dxa" w:w="4533"/>
+            <w:tcW w:type="dxa" w:w="2266"/>
             <w:shd w:fill="F6F8FA" w:val="clear"/>
           </w:tcPr>
           <w:p>
@@ -1111,7 +1490,7 @@
         </w:tc>
         <w:tc>
           <w:tcPr>
-            <w:tcW w:type="dxa" w:w="4533"/>
+            <w:tcW w:type="dxa" w:w="2266"/>
             <w:shd w:fill="F6F8FA" w:val="clear"/>
           </w:tcPr>
           <w:p>
@@ -1130,29 +1509,10 @@
             </w:r>
           </w:p>
         </w:tc>
-      </w:tr>
-      <w:tr>
         <w:tc>
           <w:tcPr>
-            <w:tcW w:type="dxa" w:w="4533"/>
-          </w:tcPr>
-          <w:p>
-            <w:pPr>
-              <w:spacing w:before="40" w:after="40" w:line="288" w:lineRule="auto"/>
-            </w:pPr>
-            <w:r/>
-            <w:r>
-              <w:rPr>
-                <w:rFonts w:ascii="Microsoft YaHei" w:hAnsi="Microsoft YaHei"/>
-                <w:sz w:val="18"/>
-              </w:rPr>
-              <w:t>大单净额</w:t>
-            </w:r>
-          </w:p>
-        </w:tc>
-        <w:tc>
-          <w:tcPr>
-            <w:tcW w:type="dxa" w:w="4533"/>
+            <w:tcW w:type="dxa" w:w="2266"/>
+            <w:shd w:fill="F6F8FA" w:val="clear"/>
           </w:tcPr>
           <w:p>
             <w:pPr>
@@ -1166,7 +1526,28 @@
                 <w:color w:val="1A1A1A"/>
                 <w:sz w:val="18"/>
               </w:rPr>
-              <w:t>+21,423,792</w:t>
+              <w:t>买入（元）</w:t>
+            </w:r>
+          </w:p>
+        </w:tc>
+        <w:tc>
+          <w:tcPr>
+            <w:tcW w:type="dxa" w:w="2266"/>
+            <w:shd w:fill="F6F8FA" w:val="clear"/>
+          </w:tcPr>
+          <w:p>
+            <w:pPr>
+              <w:spacing w:before="40" w:after="40" w:line="288" w:lineRule="auto"/>
+            </w:pPr>
+            <w:r/>
+            <w:r>
+              <w:rPr>
+                <w:rFonts w:ascii="Microsoft YaHei" w:hAnsi="Microsoft YaHei"/>
+                <w:b/>
+                <w:color w:val="1A1A1A"/>
+                <w:sz w:val="18"/>
+              </w:rPr>
+              <w:t>卖出（元）</w:t>
             </w:r>
           </w:p>
         </w:tc>
@@ -1174,7 +1555,83 @@
       <w:tr>
         <w:tc>
           <w:tcPr>
-            <w:tcW w:type="dxa" w:w="4533"/>
+            <w:tcW w:type="dxa" w:w="2266"/>
+          </w:tcPr>
+          <w:p>
+            <w:pPr>
+              <w:spacing w:before="40" w:after="40" w:line="288" w:lineRule="auto"/>
+            </w:pPr>
+            <w:r/>
+            <w:r>
+              <w:rPr>
+                <w:rFonts w:ascii="Microsoft YaHei" w:hAnsi="Microsoft YaHei"/>
+                <w:sz w:val="18"/>
+              </w:rPr>
+              <w:t>大单</w:t>
+            </w:r>
+          </w:p>
+        </w:tc>
+        <w:tc>
+          <w:tcPr>
+            <w:tcW w:type="dxa" w:w="2266"/>
+          </w:tcPr>
+          <w:p>
+            <w:pPr>
+              <w:spacing w:before="40" w:after="40" w:line="288" w:lineRule="auto"/>
+            </w:pPr>
+            <w:r/>
+            <w:r>
+              <w:rPr>
+                <w:rFonts w:ascii="Microsoft YaHei" w:hAnsi="Microsoft YaHei"/>
+                <w:b/>
+                <w:color w:val="1A1A1A"/>
+                <w:sz w:val="18"/>
+              </w:rPr>
+              <w:t>+26,436,385</w:t>
+            </w:r>
+          </w:p>
+        </w:tc>
+        <w:tc>
+          <w:tcPr>
+            <w:tcW w:type="dxa" w:w="2266"/>
+          </w:tcPr>
+          <w:p>
+            <w:pPr>
+              <w:spacing w:before="40" w:after="40" w:line="288" w:lineRule="auto"/>
+            </w:pPr>
+            <w:r/>
+            <w:r>
+              <w:rPr>
+                <w:rFonts w:ascii="Microsoft YaHei" w:hAnsi="Microsoft YaHei"/>
+                <w:sz w:val="18"/>
+              </w:rPr>
+              <w:t>41,750,407</w:t>
+            </w:r>
+          </w:p>
+        </w:tc>
+        <w:tc>
+          <w:tcPr>
+            <w:tcW w:type="dxa" w:w="2266"/>
+          </w:tcPr>
+          <w:p>
+            <w:pPr>
+              <w:spacing w:before="40" w:after="40" w:line="288" w:lineRule="auto"/>
+            </w:pPr>
+            <w:r/>
+            <w:r>
+              <w:rPr>
+                <w:rFonts w:ascii="Microsoft YaHei" w:hAnsi="Microsoft YaHei"/>
+                <w:sz w:val="18"/>
+              </w:rPr>
+              <w:t>15,314,022</w:t>
+            </w:r>
+          </w:p>
+        </w:tc>
+      </w:tr>
+      <w:tr>
+        <w:tc>
+          <w:tcPr>
+            <w:tcW w:type="dxa" w:w="2266"/>
             <w:shd w:fill="F8F9FA" w:val="clear"/>
           </w:tcPr>
           <w:p>
@@ -1187,13 +1644,13 @@
                 <w:rFonts w:ascii="Microsoft YaHei" w:hAnsi="Microsoft YaHei"/>
                 <w:sz w:val="18"/>
               </w:rPr>
-              <w:t>中单净额</w:t>
+              <w:t>中单</w:t>
             </w:r>
           </w:p>
         </w:tc>
         <w:tc>
           <w:tcPr>
-            <w:tcW w:type="dxa" w:w="4533"/>
+            <w:tcW w:type="dxa" w:w="2266"/>
             <w:shd w:fill="F8F9FA" w:val="clear"/>
           </w:tcPr>
           <w:p>
@@ -1208,15 +1665,14 @@
                 <w:color w:val="1A1A1A"/>
                 <w:sz w:val="18"/>
               </w:rPr>
-              <w:t>+23,544,749</w:t>
+              <w:t>+34,007,967</w:t>
             </w:r>
           </w:p>
         </w:tc>
-      </w:tr>
-      <w:tr>
         <w:tc>
           <w:tcPr>
-            <w:tcW w:type="dxa" w:w="4533"/>
+            <w:tcW w:type="dxa" w:w="2266"/>
+            <w:shd w:fill="F8F9FA" w:val="clear"/>
           </w:tcPr>
           <w:p>
             <w:pPr>
@@ -1228,13 +1684,52 @@
                 <w:rFonts w:ascii="Microsoft YaHei" w:hAnsi="Microsoft YaHei"/>
                 <w:sz w:val="18"/>
               </w:rPr>
-              <w:t>小单净额</w:t>
+              <w:t>91,307,629</w:t>
             </w:r>
           </w:p>
         </w:tc>
         <w:tc>
           <w:tcPr>
-            <w:tcW w:type="dxa" w:w="4533"/>
+            <w:tcW w:type="dxa" w:w="2266"/>
+            <w:shd w:fill="F8F9FA" w:val="clear"/>
+          </w:tcPr>
+          <w:p>
+            <w:pPr>
+              <w:spacing w:before="40" w:after="40" w:line="288" w:lineRule="auto"/>
+            </w:pPr>
+            <w:r/>
+            <w:r>
+              <w:rPr>
+                <w:rFonts w:ascii="Microsoft YaHei" w:hAnsi="Microsoft YaHei"/>
+                <w:sz w:val="18"/>
+              </w:rPr>
+              <w:t>57,299,662</w:t>
+            </w:r>
+          </w:p>
+        </w:tc>
+      </w:tr>
+      <w:tr>
+        <w:tc>
+          <w:tcPr>
+            <w:tcW w:type="dxa" w:w="2266"/>
+          </w:tcPr>
+          <w:p>
+            <w:pPr>
+              <w:spacing w:before="40" w:after="40" w:line="288" w:lineRule="auto"/>
+            </w:pPr>
+            <w:r/>
+            <w:r>
+              <w:rPr>
+                <w:rFonts w:ascii="Microsoft YaHei" w:hAnsi="Microsoft YaHei"/>
+                <w:sz w:val="18"/>
+              </w:rPr>
+              <w:t>小单</w:t>
+            </w:r>
+          </w:p>
+        </w:tc>
+        <w:tc>
+          <w:tcPr>
+            <w:tcW w:type="dxa" w:w="2266"/>
           </w:tcPr>
           <w:p>
             <w:pPr>
@@ -1248,7 +1743,43 @@
                 <w:color w:val="1A1A1A"/>
                 <w:sz w:val="18"/>
               </w:rPr>
-              <w:t>+11,285,148</w:t>
+              <w:t>+15,311,701</w:t>
+            </w:r>
+          </w:p>
+        </w:tc>
+        <w:tc>
+          <w:tcPr>
+            <w:tcW w:type="dxa" w:w="2266"/>
+          </w:tcPr>
+          <w:p>
+            <w:pPr>
+              <w:spacing w:before="40" w:after="40" w:line="288" w:lineRule="auto"/>
+            </w:pPr>
+            <w:r/>
+            <w:r>
+              <w:rPr>
+                <w:rFonts w:ascii="Microsoft YaHei" w:hAnsi="Microsoft YaHei"/>
+                <w:sz w:val="18"/>
+              </w:rPr>
+              <w:t>35,804,776</w:t>
+            </w:r>
+          </w:p>
+        </w:tc>
+        <w:tc>
+          <w:tcPr>
+            <w:tcW w:type="dxa" w:w="2266"/>
+          </w:tcPr>
+          <w:p>
+            <w:pPr>
+              <w:spacing w:before="40" w:after="40" w:line="288" w:lineRule="auto"/>
+            </w:pPr>
+            <w:r/>
+            <w:r>
+              <w:rPr>
+                <w:rFonts w:ascii="Microsoft YaHei" w:hAnsi="Microsoft YaHei"/>
+                <w:sz w:val="18"/>
+              </w:rPr>
+              <w:t>20,493,075</w:t>
             </w:r>
           </w:p>
         </w:tc>
@@ -1256,7 +1787,7 @@
       <w:tr>
         <w:tc>
           <w:tcPr>
-            <w:tcW w:type="dxa" w:w="4533"/>
+            <w:tcW w:type="dxa" w:w="2266"/>
             <w:shd w:fill="F8F9FA" w:val="clear"/>
           </w:tcPr>
           <w:p>
@@ -1277,7 +1808,7 @@
         </w:tc>
         <w:tc>
           <w:tcPr>
-            <w:tcW w:type="dxa" w:w="4533"/>
+            <w:tcW w:type="dxa" w:w="2266"/>
             <w:shd w:fill="F8F9FA" w:val="clear"/>
           </w:tcPr>
           <w:p>
@@ -1292,7 +1823,45 @@
                 <w:color w:val="1A1A1A"/>
                 <w:sz w:val="18"/>
               </w:rPr>
-              <w:t>+56,253,689</w:t>
+              <w:t>+75,756,053</w:t>
+            </w:r>
+          </w:p>
+        </w:tc>
+        <w:tc>
+          <w:tcPr>
+            <w:tcW w:type="dxa" w:w="2266"/>
+            <w:shd w:fill="F8F9FA" w:val="clear"/>
+          </w:tcPr>
+          <w:p>
+            <w:pPr>
+              <w:spacing w:before="40" w:after="40" w:line="288" w:lineRule="auto"/>
+            </w:pPr>
+            <w:r/>
+            <w:r>
+              <w:rPr>
+                <w:rFonts w:ascii="Microsoft YaHei" w:hAnsi="Microsoft YaHei"/>
+                <w:sz w:val="18"/>
+              </w:rPr>
+              <w:t>—</w:t>
+            </w:r>
+          </w:p>
+        </w:tc>
+        <w:tc>
+          <w:tcPr>
+            <w:tcW w:type="dxa" w:w="2266"/>
+            <w:shd w:fill="F8F9FA" w:val="clear"/>
+          </w:tcPr>
+          <w:p>
+            <w:pPr>
+              <w:spacing w:before="40" w:after="40" w:line="288" w:lineRule="auto"/>
+            </w:pPr>
+            <w:r/>
+            <w:r>
+              <w:rPr>
+                <w:rFonts w:ascii="Microsoft YaHei" w:hAnsi="Microsoft YaHei"/>
+                <w:sz w:val="18"/>
+              </w:rPr>
+              <w:t>—</w:t>
             </w:r>
           </w:p>
         </w:tc>
@@ -1303,16 +1872,22 @@
       <w:r>
         <w:rPr>
           <w:rFonts w:ascii="Microsoft YaHei" w:hAnsi="Microsoft YaHei"/>
+        </w:rPr>
+        <w:t>三类资金均为净流入，其中</w:t>
+      </w:r>
+      <w:r>
+        <w:rPr>
+          <w:rFonts w:ascii="Microsoft YaHei" w:hAnsi="Microsoft YaHei"/>
           <w:b/>
           <w:color w:val="1A1A1A"/>
         </w:rPr>
-        <w:t>大单 + 中单合计净流入约4,497万元</w:t>
+        <w:t>大单净流入超2643万元</w:t>
       </w:r>
       <w:r>
         <w:rPr>
           <w:rFonts w:ascii="Microsoft YaHei" w:hAnsi="Microsoft YaHei"/>
         </w:rPr>
-        <w:t>，机构与游资同步介入，资金结构健康。</w:t>
+        <w:t>，说明主力资金在昨日已有布局，今日延续了做多态势。</w:t>
       </w:r>
     </w:p>
     <w:p>
@@ -1326,214 +1901,18 @@
           <w:color w:val="333333"/>
           <w:sz w:val="24"/>
         </w:rPr>
-        <w:t>融资融券（上一交易日终）</w:t>
+        <w:t>融资融券（上一个交易日）</w:t>
       </w:r>
     </w:p>
-    <w:tbl>
-      <w:tblPr>
-        <w:tblStyle w:val="TableGrid"/>
-        <w:tblW w:type="auto" w:w="0"/>
-        <w:jc w:val="center"/>
-        <w:tblLayout w:type="autofit"/>
-        <w:tblLook w:firstColumn="1" w:firstRow="1" w:lastColumn="0" w:lastRow="0" w:noHBand="0" w:noVBand="1" w:val="04A0"/>
-      </w:tblPr>
-      <w:tblGrid>
-        <w:gridCol w:w="4533"/>
-        <w:gridCol w:w="4533"/>
-      </w:tblGrid>
-      <w:tr>
-        <w:tc>
-          <w:tcPr>
-            <w:tcW w:type="dxa" w:w="4533"/>
-            <w:shd w:fill="F6F8FA" w:val="clear"/>
-          </w:tcPr>
-          <w:p>
-            <w:pPr>
-              <w:spacing w:before="40" w:after="40" w:line="288" w:lineRule="auto"/>
-            </w:pPr>
-            <w:r/>
-            <w:r>
-              <w:rPr>
-                <w:rFonts w:ascii="Microsoft YaHei" w:hAnsi="Microsoft YaHei"/>
-                <w:b/>
-                <w:color w:val="1A1A1A"/>
-                <w:sz w:val="18"/>
-              </w:rPr>
-              <w:t>指标</w:t>
-            </w:r>
-          </w:p>
-        </w:tc>
-        <w:tc>
-          <w:tcPr>
-            <w:tcW w:type="dxa" w:w="4533"/>
-            <w:shd w:fill="F6F8FA" w:val="clear"/>
-          </w:tcPr>
-          <w:p>
-            <w:pPr>
-              <w:spacing w:before="40" w:after="40" w:line="288" w:lineRule="auto"/>
-            </w:pPr>
-            <w:r/>
-            <w:r>
-              <w:rPr>
-                <w:rFonts w:ascii="Microsoft YaHei" w:hAnsi="Microsoft YaHei"/>
-                <w:b/>
-                <w:color w:val="1A1A1A"/>
-                <w:sz w:val="18"/>
-              </w:rPr>
-              <w:t>数据</w:t>
-            </w:r>
-          </w:p>
-        </w:tc>
-      </w:tr>
-      <w:tr>
-        <w:tc>
-          <w:tcPr>
-            <w:tcW w:type="dxa" w:w="4533"/>
-          </w:tcPr>
-          <w:p>
-            <w:pPr>
-              <w:spacing w:before="40" w:after="40" w:line="288" w:lineRule="auto"/>
-            </w:pPr>
-            <w:r/>
-            <w:r>
-              <w:rPr>
-                <w:rFonts w:ascii="Microsoft YaHei" w:hAnsi="Microsoft YaHei"/>
-                <w:sz w:val="18"/>
-              </w:rPr>
-              <w:t>融资余额</w:t>
-            </w:r>
-          </w:p>
-        </w:tc>
-        <w:tc>
-          <w:tcPr>
-            <w:tcW w:type="dxa" w:w="4533"/>
-          </w:tcPr>
-          <w:p>
-            <w:pPr>
-              <w:spacing w:before="40" w:after="40" w:line="288" w:lineRule="auto"/>
-            </w:pPr>
-            <w:r/>
-            <w:r>
-              <w:rPr>
-                <w:rFonts w:ascii="Microsoft YaHei" w:hAnsi="Microsoft YaHei"/>
-                <w:b/>
-                <w:color w:val="1A1A1A"/>
-                <w:sz w:val="18"/>
-              </w:rPr>
-              <w:t>14.41 亿元</w:t>
-            </w:r>
-            <w:r>
-              <w:rPr>
-                <w:rFonts w:ascii="Microsoft YaHei" w:hAnsi="Microsoft YaHei"/>
-                <w:sz w:val="18"/>
-              </w:rPr>
-              <w:t>（较前日+0.44%）</w:t>
-            </w:r>
-          </w:p>
-        </w:tc>
-      </w:tr>
-      <w:tr>
-        <w:tc>
-          <w:tcPr>
-            <w:tcW w:type="dxa" w:w="4533"/>
-            <w:shd w:fill="F8F9FA" w:val="clear"/>
-          </w:tcPr>
-          <w:p>
-            <w:pPr>
-              <w:spacing w:before="40" w:after="40" w:line="288" w:lineRule="auto"/>
-            </w:pPr>
-            <w:r/>
-            <w:r>
-              <w:rPr>
-                <w:rFonts w:ascii="Microsoft YaHei" w:hAnsi="Microsoft YaHei"/>
-                <w:sz w:val="18"/>
-              </w:rPr>
-              <w:t>融券余额</w:t>
-            </w:r>
-          </w:p>
-        </w:tc>
-        <w:tc>
-          <w:tcPr>
-            <w:tcW w:type="dxa" w:w="4533"/>
-            <w:shd w:fill="F8F9FA" w:val="clear"/>
-          </w:tcPr>
-          <w:p>
-            <w:pPr>
-              <w:spacing w:before="40" w:after="40" w:line="288" w:lineRule="auto"/>
-            </w:pPr>
-            <w:r/>
-            <w:r>
-              <w:rPr>
-                <w:rFonts w:ascii="Microsoft YaHei" w:hAnsi="Microsoft YaHei"/>
-                <w:sz w:val="18"/>
-              </w:rPr>
-              <w:t>0.10 亿元（较前日-3.46%）</w:t>
-            </w:r>
-          </w:p>
-        </w:tc>
-      </w:tr>
-      <w:tr>
-        <w:tc>
-          <w:tcPr>
-            <w:tcW w:type="dxa" w:w="4533"/>
-          </w:tcPr>
-          <w:p>
-            <w:pPr>
-              <w:spacing w:before="40" w:after="40" w:line="288" w:lineRule="auto"/>
-            </w:pPr>
-            <w:r/>
-            <w:r>
-              <w:rPr>
-                <w:rFonts w:ascii="Microsoft YaHei" w:hAnsi="Microsoft YaHei"/>
-                <w:sz w:val="18"/>
-              </w:rPr>
-              <w:t>融资余额占流通市值</w:t>
-            </w:r>
-          </w:p>
-        </w:tc>
-        <w:tc>
-          <w:tcPr>
-            <w:tcW w:type="dxa" w:w="4533"/>
-          </w:tcPr>
-          <w:p>
-            <w:pPr>
-              <w:spacing w:before="40" w:after="40" w:line="288" w:lineRule="auto"/>
-            </w:pPr>
-            <w:r/>
-            <w:r>
-              <w:rPr>
-                <w:rFonts w:ascii="Microsoft YaHei" w:hAnsi="Microsoft YaHei"/>
-                <w:sz w:val="18"/>
-              </w:rPr>
-              <w:t>6.77%（</w:t>
-            </w:r>
-            <w:r>
-              <w:rPr>
-                <w:rFonts w:ascii="Microsoft YaHei" w:hAnsi="Microsoft YaHei"/>
-                <w:b/>
-                <w:color w:val="1A1A1A"/>
-                <w:sz w:val="18"/>
-              </w:rPr>
-              <w:t>低于近一年20%分位水平</w:t>
-            </w:r>
-            <w:r>
-              <w:rPr>
-                <w:rFonts w:ascii="Microsoft YaHei" w:hAnsi="Microsoft YaHei"/>
-                <w:sz w:val="18"/>
-              </w:rPr>
-              <w:t>）</w:t>
-            </w:r>
-          </w:p>
-        </w:tc>
-      </w:tr>
-    </w:tbl>
-    <w:p/>
     <w:p>
+      <w:pPr>
+        <w:pStyle w:val="ListBullet"/>
+      </w:pPr>
       <w:r>
         <w:rPr>
           <w:rFonts w:ascii="Microsoft YaHei" w:hAnsi="Microsoft YaHei"/>
         </w:rPr>
-        <w:t>融资余额温和上升，融券余额下降，多头情绪占优。融资余额占流通市值比例处于近一年的</w:t>
+        <w:t>融资余额：</w:t>
       </w:r>
       <w:r>
         <w:rPr>
@@ -1541,13 +1920,46 @@
           <w:b/>
           <w:color w:val="1A1A1A"/>
         </w:rPr>
-        <w:t>低分位水平</w:t>
+        <w:t>14.41亿</w:t>
       </w:r>
       <w:r>
         <w:rPr>
           <w:rFonts w:ascii="Microsoft YaHei" w:hAnsi="Microsoft YaHei"/>
         </w:rPr>
-        <w:t>，表明杠杆资金仍有较大的抬升空间。</w:t>
+        <w:t>（较前日 +0.44%），杠杆资金小幅加仓</w:t>
+      </w:r>
+    </w:p>
+    <w:p>
+      <w:pPr>
+        <w:pStyle w:val="ListBullet"/>
+      </w:pPr>
+      <w:r>
+        <w:rPr>
+          <w:rFonts w:ascii="Microsoft YaHei" w:hAnsi="Microsoft YaHei"/>
+        </w:rPr>
+        <w:t>融券余额：</w:t>
+      </w:r>
+      <w:r>
+        <w:rPr>
+          <w:rFonts w:ascii="Microsoft YaHei" w:hAnsi="Microsoft YaHei"/>
+          <w:b/>
+          <w:color w:val="1A1A1A"/>
+        </w:rPr>
+        <w:t>0.10亿</w:t>
+      </w:r>
+      <w:r>
+        <w:rPr>
+          <w:rFonts w:ascii="Microsoft YaHei" w:hAnsi="Microsoft YaHei"/>
+        </w:rPr>
+        <w:t>（较前日 -3.46%），融券规模缩减，做空意愿下降</w:t>
+      </w:r>
+    </w:p>
+    <w:p>
+      <w:r>
+        <w:rPr>
+          <w:rFonts w:ascii="Microsoft YaHei" w:hAnsi="Microsoft YaHei"/>
+        </w:rPr>
+        <w:t>&gt; 融资升、融券降的组合信号偏正面，显示市场对吉林敖东的做多情绪有所升温。</w:t>
       </w:r>
     </w:p>
     <w:p>
@@ -1606,7 +2018,7 @@
                 <w:color w:val="1A1A1A"/>
                 <w:sz w:val="18"/>
               </w:rPr>
-              <w:t>技术指标</w:t>
+              <w:t>指标</w:t>
             </w:r>
           </w:p>
         </w:tc>
@@ -1627,7 +2039,7 @@
                 <w:color w:val="1A1A1A"/>
                 <w:sz w:val="18"/>
               </w:rPr>
-              <w:t>位置</w:t>
+              <w:t>价位（元）</w:t>
             </w:r>
           </w:p>
         </w:tc>
@@ -1668,7 +2080,7 @@
                 <w:rFonts w:ascii="Microsoft YaHei" w:hAnsi="Microsoft YaHei"/>
                 <w:sz w:val="18"/>
               </w:rPr>
-              <w:t>当前价</w:t>
+              <w:t>MA5</w:t>
             </w:r>
           </w:p>
         </w:tc>
@@ -1686,7 +2098,7 @@
                 <w:rFonts w:ascii="Microsoft YaHei" w:hAnsi="Microsoft YaHei"/>
                 <w:sz w:val="18"/>
               </w:rPr>
-              <w:t>18.56 元</w:t>
+              <w:t>18.14</w:t>
             </w:r>
           </w:p>
         </w:tc>
@@ -1704,118 +2116,8 @@
                 <w:rFonts w:ascii="Microsoft YaHei" w:hAnsi="Microsoft YaHei"/>
                 <w:sz w:val="18"/>
               </w:rPr>
-              <w:t>—</w:t>
+              <w:t xml:space="preserve">当前价在其上方 </w:t>
             </w:r>
-          </w:p>
-        </w:tc>
-      </w:tr>
-      <w:tr>
-        <w:tc>
-          <w:tcPr>
-            <w:tcW w:type="dxa" w:w="3022"/>
-            <w:shd w:fill="F8F9FA" w:val="clear"/>
-          </w:tcPr>
-          <w:p>
-            <w:pPr>
-              <w:spacing w:before="40" w:after="40" w:line="288" w:lineRule="auto"/>
-            </w:pPr>
-            <w:r/>
-            <w:r>
-              <w:rPr>
-                <w:rFonts w:ascii="Microsoft YaHei" w:hAnsi="Microsoft YaHei"/>
-                <w:sz w:val="18"/>
-              </w:rPr>
-              <w:t>MA5（约18.14元）</w:t>
-            </w:r>
-          </w:p>
-        </w:tc>
-        <w:tc>
-          <w:tcPr>
-            <w:tcW w:type="dxa" w:w="3022"/>
-            <w:shd w:fill="F8F9FA" w:val="clear"/>
-          </w:tcPr>
-          <w:p>
-            <w:pPr>
-              <w:spacing w:before="40" w:after="40" w:line="288" w:lineRule="auto"/>
-            </w:pPr>
-            <w:r/>
-            <w:r>
-              <w:rPr>
-                <w:rFonts w:ascii="Microsoft YaHei" w:hAnsi="Microsoft YaHei"/>
-                <w:sz w:val="18"/>
-              </w:rPr>
-              <w:t>价格在其上方</w:t>
-            </w:r>
-          </w:p>
-        </w:tc>
-        <w:tc>
-          <w:tcPr>
-            <w:tcW w:type="dxa" w:w="3022"/>
-            <w:shd w:fill="F8F9FA" w:val="clear"/>
-          </w:tcPr>
-          <w:p>
-            <w:pPr>
-              <w:spacing w:before="40" w:after="40" w:line="288" w:lineRule="auto"/>
-            </w:pPr>
-            <w:r/>
-            <w:r>
-              <w:rPr>
-                <w:rFonts w:ascii="Microsoft YaHei" w:hAnsi="Microsoft YaHei"/>
-                <w:b/>
-                <w:color w:val="1A1A1A"/>
-                <w:sz w:val="18"/>
-              </w:rPr>
-              <w:t>+2.3%</w:t>
-            </w:r>
-          </w:p>
-        </w:tc>
-      </w:tr>
-      <w:tr>
-        <w:tc>
-          <w:tcPr>
-            <w:tcW w:type="dxa" w:w="3022"/>
-          </w:tcPr>
-          <w:p>
-            <w:pPr>
-              <w:spacing w:before="40" w:after="40" w:line="288" w:lineRule="auto"/>
-            </w:pPr>
-            <w:r/>
-            <w:r>
-              <w:rPr>
-                <w:rFonts w:ascii="Microsoft YaHei" w:hAnsi="Microsoft YaHei"/>
-                <w:sz w:val="18"/>
-              </w:rPr>
-              <w:t>MA10（约18.15元）</w:t>
-            </w:r>
-          </w:p>
-        </w:tc>
-        <w:tc>
-          <w:tcPr>
-            <w:tcW w:type="dxa" w:w="3022"/>
-          </w:tcPr>
-          <w:p>
-            <w:pPr>
-              <w:spacing w:before="40" w:after="40" w:line="288" w:lineRule="auto"/>
-            </w:pPr>
-            <w:r/>
-            <w:r>
-              <w:rPr>
-                <w:rFonts w:ascii="Microsoft YaHei" w:hAnsi="Microsoft YaHei"/>
-                <w:sz w:val="18"/>
-              </w:rPr>
-              <w:t>价格在其上方</w:t>
-            </w:r>
-          </w:p>
-        </w:tc>
-        <w:tc>
-          <w:tcPr>
-            <w:tcW w:type="dxa" w:w="3022"/>
-          </w:tcPr>
-          <w:p>
-            <w:pPr>
-              <w:spacing w:before="40" w:after="40" w:line="288" w:lineRule="auto"/>
-            </w:pPr>
-            <w:r/>
             <w:r>
               <w:rPr>
                 <w:rFonts w:ascii="Microsoft YaHei" w:hAnsi="Microsoft YaHei"/>
@@ -1844,7 +2146,7 @@
                 <w:rFonts w:ascii="Microsoft YaHei" w:hAnsi="Microsoft YaHei"/>
                 <w:sz w:val="18"/>
               </w:rPr>
-              <w:t>MA20 / 布林中轨（约18.05元）</w:t>
+              <w:t>MA10</w:t>
             </w:r>
           </w:p>
         </w:tc>
@@ -1863,7 +2165,121 @@
                 <w:rFonts w:ascii="Microsoft YaHei" w:hAnsi="Microsoft YaHei"/>
                 <w:sz w:val="18"/>
               </w:rPr>
-              <w:t>价格在其上方</w:t>
+              <w:t>18.15</w:t>
+            </w:r>
+          </w:p>
+        </w:tc>
+        <w:tc>
+          <w:tcPr>
+            <w:tcW w:type="dxa" w:w="3022"/>
+            <w:shd w:fill="F8F9FA" w:val="clear"/>
+          </w:tcPr>
+          <w:p>
+            <w:pPr>
+              <w:spacing w:before="40" w:after="40" w:line="288" w:lineRule="auto"/>
+            </w:pPr>
+            <w:r/>
+            <w:r>
+              <w:rPr>
+                <w:rFonts w:ascii="Microsoft YaHei" w:hAnsi="Microsoft YaHei"/>
+                <w:sz w:val="18"/>
+              </w:rPr>
+              <w:t xml:space="preserve">当前价在其上方 </w:t>
+            </w:r>
+            <w:r>
+              <w:rPr>
+                <w:rFonts w:ascii="Microsoft YaHei" w:hAnsi="Microsoft YaHei"/>
+                <w:b/>
+                <w:color w:val="1A1A1A"/>
+                <w:sz w:val="18"/>
+              </w:rPr>
+              <w:t>+2.3%</w:t>
+            </w:r>
+          </w:p>
+        </w:tc>
+      </w:tr>
+      <w:tr>
+        <w:tc>
+          <w:tcPr>
+            <w:tcW w:type="dxa" w:w="3022"/>
+          </w:tcPr>
+          <w:p>
+            <w:pPr>
+              <w:spacing w:before="40" w:after="40" w:line="288" w:lineRule="auto"/>
+            </w:pPr>
+            <w:r/>
+            <w:r>
+              <w:rPr>
+                <w:rFonts w:ascii="Microsoft YaHei" w:hAnsi="Microsoft YaHei"/>
+                <w:sz w:val="18"/>
+              </w:rPr>
+              <w:t>MA20（布林中轨）</w:t>
+            </w:r>
+          </w:p>
+        </w:tc>
+        <w:tc>
+          <w:tcPr>
+            <w:tcW w:type="dxa" w:w="3022"/>
+          </w:tcPr>
+          <w:p>
+            <w:pPr>
+              <w:spacing w:before="40" w:after="40" w:line="288" w:lineRule="auto"/>
+            </w:pPr>
+            <w:r/>
+            <w:r>
+              <w:rPr>
+                <w:rFonts w:ascii="Microsoft YaHei" w:hAnsi="Microsoft YaHei"/>
+                <w:sz w:val="18"/>
+              </w:rPr>
+              <w:t>18.05</w:t>
+            </w:r>
+          </w:p>
+        </w:tc>
+        <w:tc>
+          <w:tcPr>
+            <w:tcW w:type="dxa" w:w="3022"/>
+          </w:tcPr>
+          <w:p>
+            <w:pPr>
+              <w:spacing w:before="40" w:after="40" w:line="288" w:lineRule="auto"/>
+            </w:pPr>
+            <w:r/>
+            <w:r>
+              <w:rPr>
+                <w:rFonts w:ascii="Microsoft YaHei" w:hAnsi="Microsoft YaHei"/>
+                <w:sz w:val="18"/>
+              </w:rPr>
+              <w:t xml:space="preserve">当前价在其上方 </w:t>
+            </w:r>
+            <w:r>
+              <w:rPr>
+                <w:rFonts w:ascii="Microsoft YaHei" w:hAnsi="Microsoft YaHei"/>
+                <w:b/>
+                <w:color w:val="1A1A1A"/>
+                <w:sz w:val="18"/>
+              </w:rPr>
+              <w:t>+2.8%</w:t>
+            </w:r>
+          </w:p>
+        </w:tc>
+      </w:tr>
+      <w:tr>
+        <w:tc>
+          <w:tcPr>
+            <w:tcW w:type="dxa" w:w="3022"/>
+            <w:shd w:fill="F8F9FA" w:val="clear"/>
+          </w:tcPr>
+          <w:p>
+            <w:pPr>
+              <w:spacing w:before="40" w:after="40" w:line="288" w:lineRule="auto"/>
+            </w:pPr>
+            <w:r/>
+            <w:r>
+              <w:rPr>
+                <w:rFonts w:ascii="Microsoft YaHei" w:hAnsi="Microsoft YaHei"/>
+                <w:sz w:val="18"/>
+              </w:rPr>
+              <w:t>布林带上轨</w:t>
             </w:r>
           </w:p>
         </w:tc>
@@ -1884,7 +2300,35 @@
                 <w:color w:val="1A1A1A"/>
                 <w:sz w:val="18"/>
               </w:rPr>
-              <w:t>+2.8%</w:t>
+              <w:t>18.75</w:t>
+            </w:r>
+          </w:p>
+        </w:tc>
+        <w:tc>
+          <w:tcPr>
+            <w:tcW w:type="dxa" w:w="3022"/>
+            <w:shd w:fill="F8F9FA" w:val="clear"/>
+          </w:tcPr>
+          <w:p>
+            <w:pPr>
+              <w:spacing w:before="40" w:after="40" w:line="288" w:lineRule="auto"/>
+            </w:pPr>
+            <w:r/>
+            <w:r>
+              <w:rPr>
+                <w:rFonts w:ascii="Microsoft YaHei" w:hAnsi="Microsoft YaHei"/>
+                <w:sz w:val="18"/>
+              </w:rPr>
+              <w:t xml:space="preserve">当前价距上轨 </w:t>
+            </w:r>
+            <w:r>
+              <w:rPr>
+                <w:rFonts w:ascii="Microsoft YaHei" w:hAnsi="Microsoft YaHei"/>
+                <w:b/>
+                <w:color w:val="1A1A1A"/>
+                <w:sz w:val="18"/>
+              </w:rPr>
+              <w:t>1.0%</w:t>
             </w:r>
           </w:p>
         </w:tc>
@@ -1904,7 +2348,7 @@
                 <w:rFonts w:ascii="Microsoft YaHei" w:hAnsi="Microsoft YaHei"/>
                 <w:sz w:val="18"/>
               </w:rPr>
-              <w:t>布林带上轨（18.75元）</w:t>
+              <w:t>布林带下轨</w:t>
             </w:r>
           </w:p>
         </w:tc>
@@ -1922,72 +2366,13 @@
                 <w:rFonts w:ascii="Microsoft YaHei" w:hAnsi="Microsoft YaHei"/>
                 <w:sz w:val="18"/>
               </w:rPr>
-              <w:t>距当前价约1.0%</w:t>
+              <w:t>17.35</w:t>
             </w:r>
           </w:p>
         </w:tc>
         <w:tc>
           <w:tcPr>
             <w:tcW w:type="dxa" w:w="3022"/>
-          </w:tcPr>
-          <w:p>
-            <w:pPr>
-              <w:spacing w:before="40" w:after="40" w:line="288" w:lineRule="auto"/>
-            </w:pPr>
-            <w:r/>
-            <w:r>
-              <w:rPr>
-                <w:rFonts w:ascii="Microsoft YaHei" w:hAnsi="Microsoft YaHei"/>
-                <w:sz w:val="18"/>
-              </w:rPr>
-              <w:t>—</w:t>
-            </w:r>
-          </w:p>
-        </w:tc>
-      </w:tr>
-      <w:tr>
-        <w:tc>
-          <w:tcPr>
-            <w:tcW w:type="dxa" w:w="3022"/>
-            <w:shd w:fill="F8F9FA" w:val="clear"/>
-          </w:tcPr>
-          <w:p>
-            <w:pPr>
-              <w:spacing w:before="40" w:after="40" w:line="288" w:lineRule="auto"/>
-            </w:pPr>
-            <w:r/>
-            <w:r>
-              <w:rPr>
-                <w:rFonts w:ascii="Microsoft YaHei" w:hAnsi="Microsoft YaHei"/>
-                <w:sz w:val="18"/>
-              </w:rPr>
-              <w:t>布林带下轨（17.35元）</w:t>
-            </w:r>
-          </w:p>
-        </w:tc>
-        <w:tc>
-          <w:tcPr>
-            <w:tcW w:type="dxa" w:w="3022"/>
-            <w:shd w:fill="F8F9FA" w:val="clear"/>
-          </w:tcPr>
-          <w:p>
-            <w:pPr>
-              <w:spacing w:before="40" w:after="40" w:line="288" w:lineRule="auto"/>
-            </w:pPr>
-            <w:r/>
-            <w:r>
-              <w:rPr>
-                <w:rFonts w:ascii="Microsoft YaHei" w:hAnsi="Microsoft YaHei"/>
-                <w:sz w:val="18"/>
-              </w:rPr>
-              <w:t>距当前价约-6.5%</w:t>
-            </w:r>
-          </w:p>
-        </w:tc>
-        <w:tc>
-          <w:tcPr>
-            <w:tcW w:type="dxa" w:w="3022"/>
-            <w:shd w:fill="F8F9FA" w:val="clear"/>
           </w:tcPr>
           <w:p>
             <w:pPr>
@@ -2013,13 +2398,7 @@
           <w:b/>
           <w:color w:val="1A1A1A"/>
         </w:rPr>
-        <w:t>技术形态解读</w:t>
-      </w:r>
-      <w:r>
-        <w:rPr>
-          <w:rFonts w:ascii="Microsoft YaHei" w:hAnsi="Microsoft YaHei"/>
-        </w:rPr>
-        <w:t>：</w:t>
+        <w:t>技术研判：</w:t>
       </w:r>
     </w:p>
     <w:p>
@@ -2030,7 +2409,7 @@
         <w:rPr>
           <w:rFonts w:ascii="Microsoft YaHei" w:hAnsi="Microsoft YaHei"/>
         </w:rPr>
-        <w:t>价格已站上MA5、MA10、MA20三条均线，呈</w:t>
+        <w:t xml:space="preserve">当前股价 </w:t>
       </w:r>
       <w:r>
         <w:rPr>
@@ -2038,13 +2417,13 @@
           <w:b/>
           <w:color w:val="1A1A1A"/>
         </w:rPr>
-        <w:t>短中期多头排列</w:t>
+        <w:t>18.56元</w:t>
       </w:r>
       <w:r>
         <w:rPr>
           <w:rFonts w:ascii="Microsoft YaHei" w:hAnsi="Microsoft YaHei"/>
         </w:rPr>
-        <w:t>。</w:t>
+        <w:t xml:space="preserve"> 稳稳站于 MA5（18.14）、MA10（18.15）及 MA20（18.05）之上，三条均线呈多头排列，短期趋势向好。</w:t>
       </w:r>
     </w:p>
     <w:p>
@@ -2055,7 +2434,7 @@
         <w:rPr>
           <w:rFonts w:ascii="Microsoft YaHei" w:hAnsi="Microsoft YaHei"/>
         </w:rPr>
-        <w:t>从布林带看，股价已突破中轨（18.05元），向上轨（18.75元）发起冲击，上轨距离当前价仅约</w:t>
+        <w:t xml:space="preserve">股价目前已运行至布林带上轨（18.75）附近，距离上轨仅 </w:t>
       </w:r>
       <w:r>
         <w:rPr>
@@ -2069,7 +2448,7 @@
         <w:rPr>
           <w:rFonts w:ascii="Microsoft YaHei" w:hAnsi="Microsoft YaHei"/>
         </w:rPr>
-        <w:t>，若午后量能配合，存在进一步向上试探的可能。</w:t>
+        <w:t>，盘中最高18.68已接近上轨压力位。</w:t>
       </w:r>
     </w:p>
     <w:p>
@@ -2080,7 +2459,7 @@
         <w:rPr>
           <w:rFonts w:ascii="Microsoft YaHei" w:hAnsi="Microsoft YaHei"/>
         </w:rPr>
-        <w:t>股价突破前两日整理平台，</w:t>
+        <w:t xml:space="preserve">换手率 </w:t>
       </w:r>
       <w:r>
         <w:rPr>
@@ -2088,13 +2467,41 @@
           <w:b/>
           <w:color w:val="1A1A1A"/>
         </w:rPr>
-        <w:t>短期趋势偏强</w:t>
+        <w:t>2.08%</w:t>
       </w:r>
       <w:r>
         <w:rPr>
           <w:rFonts w:ascii="Microsoft YaHei" w:hAnsi="Microsoft YaHei"/>
         </w:rPr>
-        <w:t>。</w:t>
+        <w:t xml:space="preserve"> 较上一交易日（0.81%）放大 </w:t>
+      </w:r>
+      <w:r>
+        <w:rPr>
+          <w:rFonts w:ascii="Microsoft YaHei" w:hAnsi="Microsoft YaHei"/>
+          <w:b/>
+          <w:color w:val="1A1A1A"/>
+        </w:rPr>
+        <w:t>2.56倍</w:t>
+      </w:r>
+      <w:r>
+        <w:rPr>
+          <w:rFonts w:ascii="Microsoft YaHei" w:hAnsi="Microsoft YaHei"/>
+        </w:rPr>
+        <w:t>，属于</w:t>
+      </w:r>
+      <w:r>
+        <w:rPr>
+          <w:rFonts w:ascii="Microsoft YaHei" w:hAnsi="Microsoft YaHei"/>
+          <w:b/>
+          <w:color w:val="1A1A1A"/>
+        </w:rPr>
+        <w:t>明显放量上攻</w:t>
+      </w:r>
+      <w:r>
+        <w:rPr>
+          <w:rFonts w:ascii="Microsoft YaHei" w:hAnsi="Microsoft YaHei"/>
+        </w:rPr>
+        <w:t>，量价配合良好，但需关注后续能否有效突破上轨压力。</w:t>
       </w:r>
     </w:p>
     <w:p>
@@ -2123,39 +2530,11 @@
       </w:r>
     </w:p>
     <w:p>
-      <w:pPr>
-        <w:spacing w:before="280" w:after="80" w:line="312" w:lineRule="auto"/>
-      </w:pPr>
-      <w:r>
-        <w:rPr>
-          <w:rFonts w:ascii="Microsoft YaHei" w:hAnsi="Microsoft YaHei"/>
-          <w:b/>
-          <w:color w:val="333333"/>
-          <w:sz w:val="24"/>
-        </w:rPr>
-        <w:t>1. 医药生物中期业绩前瞻：吉林敖东净利润居前</w:t>
-      </w:r>
-    </w:p>
-    <w:p>
       <w:r>
         <w:rPr>
           <w:rFonts w:ascii="Microsoft YaHei" w:hAnsi="Microsoft YaHei"/>
         </w:rPr>
-        <w:t>据《读财报》统计，医药生物公司中期业绩逾四成预喜。</w:t>
-      </w:r>
-      <w:r>
-        <w:rPr>
-          <w:rFonts w:ascii="Microsoft YaHei" w:hAnsi="Microsoft YaHei"/>
-          <w:b/>
-          <w:color w:val="1A1A1A"/>
-        </w:rPr>
-        <w:t>九安医疗与吉林敖东净利润位居行业前列</w:t>
-      </w:r>
-      <w:r>
-        <w:rPr>
-          <w:rFonts w:ascii="Microsoft YaHei" w:hAnsi="Microsoft YaHei"/>
-        </w:rPr>
-        <w:t>。该消息对股价形成直接正面催化：</w:t>
+        <w:t>今日与吉林敖old相关的快讯主要为创新药板块的竞价信息：</w:t>
       </w:r>
     </w:p>
     <w:p>
@@ -2166,7 +2545,15 @@
         <w:rPr>
           <w:rFonts w:ascii="Microsoft YaHei" w:hAnsi="Microsoft YaHei"/>
         </w:rPr>
-        <w:t>直接印证了公司</w:t>
+        <w:t>7月28日、29日连续两日竞价阶段，创新药概念股受到市场关注，部分个股出现高开走势。虽吉林敖东未被直接提及，但同属中药/创新药赛道，板块情绪对其形成正面辐射。</w:t>
+      </w:r>
+    </w:p>
+    <w:p>
+      <w:r>
+        <w:rPr>
+          <w:rFonts w:ascii="Microsoft YaHei" w:hAnsi="Microsoft YaHei"/>
+        </w:rPr>
+        <w:t xml:space="preserve">&gt; </w:t>
       </w:r>
       <w:r>
         <w:rPr>
@@ -2174,18 +2561,13 @@
           <w:b/>
           <w:color w:val="1A1A1A"/>
         </w:rPr>
-        <w:t>业绩基本面的稳健性</w:t>
+        <w:t>注：</w:t>
       </w:r>
-    </w:p>
-    <w:p>
-      <w:pPr>
-        <w:pStyle w:val="ListBullet"/>
-      </w:pPr>
       <w:r>
         <w:rPr>
           <w:rFonts w:ascii="Microsoft YaHei" w:hAnsi="Microsoft YaHei"/>
         </w:rPr>
-        <w:t>在低估值（PE 6.41倍）基础上叠加业绩支撑，</w:t>
+        <w:t xml:space="preserve"> 新闻、公告及互动问答接口搜索均返回空结果，本日未见吉林敖东直接相关的重大公告或新闻事件。今日股价上涨更多来源于</w:t>
       </w:r>
       <w:r>
         <w:rPr>
@@ -2193,68 +2575,13 @@
           <w:b/>
           <w:color w:val="1A1A1A"/>
         </w:rPr>
-        <w:t>估值修复的逻辑更加顺畅</w:t>
-      </w:r>
-    </w:p>
-    <w:p>
-      <w:pPr>
-        <w:pStyle w:val="ListBullet"/>
-      </w:pPr>
-      <w:r>
-        <w:rPr>
-          <w:rFonts w:ascii="Microsoft YaHei" w:hAnsi="Microsoft YaHei"/>
-        </w:rPr>
-        <w:t>今日医药板块内部虽分化（医疗保健板块微跌0.36%），但吉林敖东逆势大涨，显示资金对其业绩确定性的追捧</w:t>
-      </w:r>
-    </w:p>
-    <w:p>
-      <w:pPr>
-        <w:spacing w:before="280" w:after="80" w:line="312" w:lineRule="auto"/>
-      </w:pPr>
-      <w:r>
-        <w:rPr>
-          <w:rFonts w:ascii="Microsoft YaHei" w:hAnsi="Microsoft YaHei"/>
-          <w:b/>
-          <w:color w:val="333333"/>
-          <w:sz w:val="24"/>
-        </w:rPr>
-        <w:t>2. 融资买入活跃</w:t>
-      </w:r>
-    </w:p>
-    <w:p>
-      <w:r>
-        <w:rPr>
-          <w:rFonts w:ascii="Microsoft YaHei" w:hAnsi="Microsoft YaHei"/>
-        </w:rPr>
-        <w:t>7月28日，吉林敖东获融资买入</w:t>
-      </w:r>
-      <w:r>
-        <w:rPr>
-          <w:rFonts w:ascii="Microsoft YaHei" w:hAnsi="Microsoft YaHei"/>
-          <w:b/>
-          <w:color w:val="1A1A1A"/>
-        </w:rPr>
-        <w:t>2,631.91万元</w:t>
+        <w:t>板块联动效应及资金主动流入</w:t>
       </w:r>
       <w:r>
         <w:rPr>
           <w:rFonts w:ascii="Microsoft YaHei" w:hAnsi="Microsoft YaHei"/>
         </w:rPr>
-        <w:t>，融资余额升至14.41亿元。融资净买入额约629万元，且当前融资余额占流通市值比例低于近一年20%分位，</w:t>
-      </w:r>
-      <w:r>
-        <w:rPr>
-          <w:rFonts w:ascii="Microsoft YaHei" w:hAnsi="Microsoft YaHei"/>
-          <w:b/>
-          <w:color w:val="1A1A1A"/>
-        </w:rPr>
-        <w:t>杠杆资金尚有充裕的加仓空间</w:t>
-      </w:r>
-      <w:r>
-        <w:rPr>
-          <w:rFonts w:ascii="Microsoft YaHei" w:hAnsi="Microsoft YaHei"/>
-        </w:rPr>
-        <w:t>。</w:t>
+        <w:t>驱动。</w:t>
       </w:r>
     </w:p>
     <w:p>
@@ -2314,7 +2641,7 @@
                 <w:color w:val="1A1A1A"/>
                 <w:sz w:val="18"/>
               </w:rPr>
-              <w:t>板块名称</w:t>
+              <w:t>板块</w:t>
             </w:r>
           </w:p>
         </w:tc>
@@ -2356,7 +2683,7 @@
                 <w:color w:val="1A1A1A"/>
                 <w:sz w:val="18"/>
               </w:rPr>
-              <w:t>板块排名</w:t>
+              <w:t>板块内排名</w:t>
             </w:r>
           </w:p>
         </w:tc>
@@ -2377,7 +2704,7 @@
                 <w:color w:val="1A1A1A"/>
                 <w:sz w:val="18"/>
               </w:rPr>
-              <w:t>该股板块内表现</w:t>
+              <w:t>板块情绪</w:t>
             </w:r>
           </w:p>
         </w:tc>
@@ -2435,7 +2762,7 @@
                 <w:rFonts w:ascii="Microsoft YaHei" w:hAnsi="Microsoft YaHei"/>
                 <w:sz w:val="18"/>
               </w:rPr>
-              <w:t>190/1158</w:t>
+              <w:t>143/550</w:t>
             </w:r>
           </w:p>
         </w:tc>
@@ -2453,7 +2780,7 @@
                 <w:rFonts w:ascii="Microsoft YaHei" w:hAnsi="Microsoft YaHei"/>
                 <w:sz w:val="18"/>
               </w:rPr>
-              <w:t>排名143/550（靠前）</w:t>
+              <w:t>板块内偏中上</w:t>
             </w:r>
           </w:p>
         </w:tc>
@@ -2474,7 +2801,7 @@
                 <w:rFonts w:ascii="Microsoft YaHei" w:hAnsi="Microsoft YaHei"/>
                 <w:sz w:val="18"/>
               </w:rPr>
-              <w:t>医疗保健（A股）</w:t>
+              <w:t>融资融券</w:t>
             </w:r>
           </w:p>
         </w:tc>
@@ -2493,7 +2820,7 @@
                 <w:rFonts w:ascii="Microsoft YaHei" w:hAnsi="Microsoft YaHei"/>
                 <w:sz w:val="18"/>
               </w:rPr>
-              <w:t>-0.36%</w:t>
+              <w:t>-1.92%</w:t>
             </w:r>
           </w:p>
         </w:tc>
@@ -2512,7 +2839,7 @@
                 <w:rFonts w:ascii="Microsoft YaHei" w:hAnsi="Microsoft YaHei"/>
                 <w:sz w:val="18"/>
               </w:rPr>
-              <w:t>272/1158</w:t>
+              <w:t>518/3516</w:t>
             </w:r>
           </w:p>
         </w:tc>
@@ -2531,7 +2858,7 @@
                 <w:rFonts w:ascii="Microsoft YaHei" w:hAnsi="Microsoft YaHei"/>
                 <w:sz w:val="18"/>
               </w:rPr>
-              <w:t>排名76/470（靠前）</w:t>
+              <w:t>板块整体偏弱，个股逆势</w:t>
             </w:r>
           </w:p>
         </w:tc>
@@ -2551,7 +2878,7 @@
                 <w:rFonts w:ascii="Microsoft YaHei" w:hAnsi="Microsoft YaHei"/>
                 <w:sz w:val="18"/>
               </w:rPr>
-              <w:t>制药生物科技（A股）</w:t>
+              <w:t>创投</w:t>
             </w:r>
           </w:p>
         </w:tc>
@@ -2569,7 +2896,7 @@
                 <w:rFonts w:ascii="Microsoft YaHei" w:hAnsi="Microsoft YaHei"/>
                 <w:sz w:val="18"/>
               </w:rPr>
-              <w:t>-0.10%</w:t>
+              <w:t>-1.87%</w:t>
             </w:r>
           </w:p>
         </w:tc>
@@ -2587,7 +2914,7 @@
                 <w:rFonts w:ascii="Microsoft YaHei" w:hAnsi="Microsoft YaHei"/>
                 <w:sz w:val="18"/>
               </w:rPr>
-              <w:t>230/1158</w:t>
+              <w:t>53/464</w:t>
             </w:r>
           </w:p>
         </w:tc>
@@ -2605,7 +2932,7 @@
                 <w:rFonts w:ascii="Microsoft YaHei" w:hAnsi="Microsoft YaHei"/>
                 <w:sz w:val="18"/>
               </w:rPr>
-              <w:t>排名61/335（靠前）</w:t>
+              <w:t>个股排名靠前</w:t>
             </w:r>
           </w:p>
         </w:tc>
@@ -2626,7 +2953,7 @@
                 <w:rFonts w:ascii="Microsoft YaHei" w:hAnsi="Microsoft YaHei"/>
                 <w:sz w:val="18"/>
               </w:rPr>
-              <w:t>创投</w:t>
+              <w:t>三胎概念</w:t>
             </w:r>
           </w:p>
         </w:tc>
@@ -2645,7 +2972,7 @@
                 <w:rFonts w:ascii="Microsoft YaHei" w:hAnsi="Microsoft YaHei"/>
                 <w:sz w:val="18"/>
               </w:rPr>
-              <w:t>-1.87%</w:t>
+              <w:t>-1.45%</w:t>
             </w:r>
           </w:p>
         </w:tc>
@@ -2664,7 +2991,7 @@
                 <w:rFonts w:ascii="Microsoft YaHei" w:hAnsi="Microsoft YaHei"/>
                 <w:sz w:val="18"/>
               </w:rPr>
-              <w:t>610/1158</w:t>
+              <w:t>20/208</w:t>
             </w:r>
           </w:p>
         </w:tc>
@@ -2683,7 +3010,7 @@
                 <w:rFonts w:ascii="Microsoft YaHei" w:hAnsi="Microsoft YaHei"/>
                 <w:sz w:val="18"/>
               </w:rPr>
-              <w:t>排名53/464</w:t>
+              <w:t>个股排名靠前</w:t>
             </w:r>
           </w:p>
         </w:tc>
@@ -2703,7 +3030,7 @@
                 <w:rFonts w:ascii="Microsoft YaHei" w:hAnsi="Microsoft YaHei"/>
                 <w:sz w:val="18"/>
               </w:rPr>
-              <w:t>融资融券</w:t>
+              <w:t>医疗保健</w:t>
             </w:r>
           </w:p>
         </w:tc>
@@ -2721,7 +3048,7 @@
                 <w:rFonts w:ascii="Microsoft YaHei" w:hAnsi="Microsoft YaHei"/>
                 <w:sz w:val="18"/>
               </w:rPr>
-              <w:t>-1.92%</w:t>
+              <w:t>-0.36%</w:t>
             </w:r>
           </w:p>
         </w:tc>
@@ -2739,7 +3066,7 @@
                 <w:rFonts w:ascii="Microsoft YaHei" w:hAnsi="Microsoft YaHei"/>
                 <w:sz w:val="18"/>
               </w:rPr>
-              <w:t>620/1158</w:t>
+              <w:t>76/470</w:t>
             </w:r>
           </w:p>
         </w:tc>
@@ -2757,7 +3084,85 @@
                 <w:rFonts w:ascii="Microsoft YaHei" w:hAnsi="Microsoft YaHei"/>
                 <w:sz w:val="18"/>
               </w:rPr>
-              <w:t>排名518/3516</w:t>
+              <w:t>医药板块回调，个股逆势走强</w:t>
+            </w:r>
+          </w:p>
+        </w:tc>
+      </w:tr>
+      <w:tr>
+        <w:tc>
+          <w:tcPr>
+            <w:tcW w:type="dxa" w:w="2266"/>
+            <w:shd w:fill="F8F9FA" w:val="clear"/>
+          </w:tcPr>
+          <w:p>
+            <w:pPr>
+              <w:spacing w:before="40" w:after="40" w:line="288" w:lineRule="auto"/>
+            </w:pPr>
+            <w:r/>
+            <w:r>
+              <w:rPr>
+                <w:rFonts w:ascii="Microsoft YaHei" w:hAnsi="Microsoft YaHei"/>
+                <w:sz w:val="18"/>
+              </w:rPr>
+              <w:t>制药、生物科技</w:t>
+            </w:r>
+          </w:p>
+        </w:tc>
+        <w:tc>
+          <w:tcPr>
+            <w:tcW w:type="dxa" w:w="2266"/>
+            <w:shd w:fill="F8F9FA" w:val="clear"/>
+          </w:tcPr>
+          <w:p>
+            <w:pPr>
+              <w:spacing w:before="40" w:after="40" w:line="288" w:lineRule="auto"/>
+            </w:pPr>
+            <w:r/>
+            <w:r>
+              <w:rPr>
+                <w:rFonts w:ascii="Microsoft YaHei" w:hAnsi="Microsoft YaHei"/>
+                <w:sz w:val="18"/>
+              </w:rPr>
+              <w:t>-0.10%</w:t>
+            </w:r>
+          </w:p>
+        </w:tc>
+        <w:tc>
+          <w:tcPr>
+            <w:tcW w:type="dxa" w:w="2266"/>
+            <w:shd w:fill="F8F9FA" w:val="clear"/>
+          </w:tcPr>
+          <w:p>
+            <w:pPr>
+              <w:spacing w:before="40" w:after="40" w:line="288" w:lineRule="auto"/>
+            </w:pPr>
+            <w:r/>
+            <w:r>
+              <w:rPr>
+                <w:rFonts w:ascii="Microsoft YaHei" w:hAnsi="Microsoft YaHei"/>
+                <w:sz w:val="18"/>
+              </w:rPr>
+              <w:t>61/335</w:t>
+            </w:r>
+          </w:p>
+        </w:tc>
+        <w:tc>
+          <w:tcPr>
+            <w:tcW w:type="dxa" w:w="2266"/>
+            <w:shd w:fill="F8F9FA" w:val="clear"/>
+          </w:tcPr>
+          <w:p>
+            <w:pPr>
+              <w:spacing w:before="40" w:after="40" w:line="288" w:lineRule="auto"/>
+            </w:pPr>
+            <w:r/>
+            <w:r>
+              <w:rPr>
+                <w:rFonts w:ascii="Microsoft YaHei" w:hAnsi="Microsoft YaHei"/>
+                <w:sz w:val="18"/>
+              </w:rPr>
+              <w:t>板块微跌，个股显著跑赢</w:t>
             </w:r>
           </w:p>
         </w:tc>
@@ -2771,13 +3176,7 @@
           <w:b/>
           <w:color w:val="1A1A1A"/>
         </w:rPr>
-        <w:t>关键观察</w:t>
-      </w:r>
-      <w:r>
-        <w:rPr>
-          <w:rFonts w:ascii="Microsoft YaHei" w:hAnsi="Microsoft YaHei"/>
-        </w:rPr>
-        <w:t>：</w:t>
+        <w:t>关键发现：</w:t>
       </w:r>
     </w:p>
     <w:p>
@@ -2788,7 +3187,7 @@
         <w:rPr>
           <w:rFonts w:ascii="Microsoft YaHei" w:hAnsi="Microsoft YaHei"/>
         </w:rPr>
-        <w:t>医药相关板块整体表现平淡（制药生物科技-0.10%，医疗保健-0.36%），但吉林敖东以+2.77%的涨幅在板块中排名</w:t>
+        <w:t>吉林敖东所属的</w:t>
       </w:r>
       <w:r>
         <w:rPr>
@@ -2796,13 +3195,13 @@
           <w:b/>
           <w:color w:val="1A1A1A"/>
         </w:rPr>
-        <w:t>显著靠前</w:t>
+        <w:t>医疗保健（-0.36%）</w:t>
       </w:r>
       <w:r>
         <w:rPr>
           <w:rFonts w:ascii="Microsoft YaHei" w:hAnsi="Microsoft YaHei"/>
         </w:rPr>
-        <w:t>（制药板块45/260），属于</w:t>
+        <w:t>和</w:t>
       </w:r>
       <w:r>
         <w:rPr>
@@ -2810,13 +3209,27 @@
           <w:b/>
           <w:color w:val="1A1A1A"/>
         </w:rPr>
-        <w:t>逆势走强</w:t>
+        <w:t>制药（-0.10%）</w:t>
       </w:r>
       <w:r>
         <w:rPr>
           <w:rFonts w:ascii="Microsoft YaHei" w:hAnsi="Microsoft YaHei"/>
         </w:rPr>
-        <w:t>的品种。</w:t>
+        <w:t xml:space="preserve">板块今日整体偏弱，而吉林敖东逆势上涨 </w:t>
+      </w:r>
+      <w:r>
+        <w:rPr>
+          <w:rFonts w:ascii="Microsoft YaHei" w:hAnsi="Microsoft YaHei"/>
+          <w:b/>
+          <w:color w:val="1A1A1A"/>
+        </w:rPr>
+        <w:t>+2.77%</w:t>
+      </w:r>
+      <w:r>
+        <w:rPr>
+          <w:rFonts w:ascii="Microsoft YaHei" w:hAnsi="Microsoft YaHei"/>
+        </w:rPr>
+        <w:t>，相对板块超额收益显著，体现了个股的独立强势。</w:t>
       </w:r>
     </w:p>
     <w:p>
@@ -2827,7 +3240,7 @@
         <w:rPr>
           <w:rFonts w:ascii="Microsoft YaHei" w:hAnsi="Microsoft YaHei"/>
         </w:rPr>
-        <w:t>中证500板块微涨0.27%，吉林敖东涨幅远超板块均值，显示其独立于大盘和行业的</w:t>
+        <w:t>在</w:t>
       </w:r>
       <w:r>
         <w:rPr>
@@ -2835,13 +3248,27 @@
           <w:b/>
           <w:color w:val="1A1A1A"/>
         </w:rPr>
-        <w:t>α属性</w:t>
+        <w:t>中药/创新药</w:t>
       </w:r>
       <w:r>
         <w:rPr>
           <w:rFonts w:ascii="Microsoft YaHei" w:hAnsi="Microsoft YaHei"/>
         </w:rPr>
-        <w:t>。</w:t>
+        <w:t>赛道中，陇神戎发（+20.04%）、上海凯宝（+10.16%）等个股领涨，板块内存在明显的</w:t>
+      </w:r>
+      <w:r>
+        <w:rPr>
+          <w:rFonts w:ascii="Microsoft YaHei" w:hAnsi="Microsoft YaHei"/>
+          <w:b/>
+          <w:color w:val="1A1A1A"/>
+        </w:rPr>
+        <w:t>中药板块异动</w:t>
+      </w:r>
+      <w:r>
+        <w:rPr>
+          <w:rFonts w:ascii="Microsoft YaHei" w:hAnsi="Microsoft YaHei"/>
+        </w:rPr>
+        <w:t>，吉林敖东作为中药+创投双属性标的受益明显。</w:t>
       </w:r>
     </w:p>
     <w:p>
@@ -2878,13 +3305,14 @@
         <w:tblLook w:firstColumn="1" w:firstRow="1" w:lastColumn="0" w:lastRow="0" w:noHBand="0" w:noVBand="1" w:val="04A0"/>
       </w:tblPr>
       <w:tblGrid>
-        <w:gridCol w:w="4533"/>
-        <w:gridCol w:w="4533"/>
+        <w:gridCol w:w="3022"/>
+        <w:gridCol w:w="3022"/>
+        <w:gridCol w:w="3022"/>
       </w:tblGrid>
       <w:tr>
         <w:tc>
           <w:tcPr>
-            <w:tcW w:type="dxa" w:w="4533"/>
+            <w:tcW w:type="dxa" w:w="3022"/>
             <w:shd w:fill="F6F8FA" w:val="clear"/>
           </w:tcPr>
           <w:p>
@@ -2905,7 +3333,7 @@
         </w:tc>
         <w:tc>
           <w:tcPr>
-            <w:tcW w:type="dxa" w:w="4533"/>
+            <w:tcW w:type="dxa" w:w="3022"/>
             <w:shd w:fill="F6F8FA" w:val="clear"/>
           </w:tcPr>
           <w:p>
@@ -2920,7 +3348,28 @@
                 <w:color w:val="1A1A1A"/>
                 <w:sz w:val="18"/>
               </w:rPr>
-              <w:t>判断</w:t>
+              <w:t>信号</w:t>
+            </w:r>
+          </w:p>
+        </w:tc>
+        <w:tc>
+          <w:tcPr>
+            <w:tcW w:type="dxa" w:w="3022"/>
+            <w:shd w:fill="F6F8FA" w:val="clear"/>
+          </w:tcPr>
+          <w:p>
+            <w:pPr>
+              <w:spacing w:before="40" w:after="40" w:line="288" w:lineRule="auto"/>
+            </w:pPr>
+            <w:r/>
+            <w:r>
+              <w:rPr>
+                <w:rFonts w:ascii="Microsoft YaHei" w:hAnsi="Microsoft YaHei"/>
+                <w:b/>
+                <w:color w:val="1A1A1A"/>
+                <w:sz w:val="18"/>
+              </w:rPr>
+              <w:t>评价</w:t>
             </w:r>
           </w:p>
         </w:tc>
@@ -2928,7 +3377,7 @@
       <w:tr>
         <w:tc>
           <w:tcPr>
-            <w:tcW w:type="dxa" w:w="4533"/>
+            <w:tcW w:type="dxa" w:w="3022"/>
           </w:tcPr>
           <w:p>
             <w:pPr>
@@ -2940,13 +3389,13 @@
                 <w:rFonts w:ascii="Microsoft YaHei" w:hAnsi="Microsoft YaHei"/>
                 <w:sz w:val="18"/>
               </w:rPr>
-              <w:t>趋势</w:t>
+              <w:t>量价关系</w:t>
             </w:r>
           </w:p>
         </w:tc>
         <w:tc>
           <w:tcPr>
-            <w:tcW w:type="dxa" w:w="4533"/>
+            <w:tcW w:type="dxa" w:w="3022"/>
           </w:tcPr>
           <w:p>
             <w:pPr>
@@ -2958,23 +3407,25 @@
                 <w:rFonts w:ascii="Microsoft YaHei" w:hAnsi="Microsoft YaHei"/>
                 <w:sz w:val="18"/>
               </w:rPr>
-              <w:t xml:space="preserve">✅ </w:t>
+              <w:t>放量上攻，量比1.26</w:t>
             </w:r>
-            <w:r>
-              <w:rPr>
-                <w:rFonts w:ascii="Microsoft YaHei" w:hAnsi="Microsoft YaHei"/>
-                <w:b/>
-                <w:color w:val="1A1A1A"/>
-                <w:sz w:val="18"/>
-              </w:rPr>
-              <w:t>偏强</w:t>
-            </w:r>
+          </w:p>
+        </w:tc>
+        <w:tc>
+          <w:tcPr>
+            <w:tcW w:type="dxa" w:w="3022"/>
+          </w:tcPr>
+          <w:p>
+            <w:pPr>
+              <w:spacing w:before="40" w:after="40" w:line="288" w:lineRule="auto"/>
+            </w:pPr>
+            <w:r/>
             <w:r>
               <w:rPr>
                 <w:rFonts w:ascii="Microsoft YaHei" w:hAnsi="Microsoft YaHei"/>
                 <w:sz w:val="18"/>
               </w:rPr>
-              <w:t xml:space="preserve"> — 放量突破均线，站上布林中轨</w:t>
+              <w:t>✅ 积极</w:t>
             </w:r>
           </w:p>
         </w:tc>
@@ -2982,7 +3433,7 @@
       <w:tr>
         <w:tc>
           <w:tcPr>
-            <w:tcW w:type="dxa" w:w="4533"/>
+            <w:tcW w:type="dxa" w:w="3022"/>
             <w:shd w:fill="F8F9FA" w:val="clear"/>
           </w:tcPr>
           <w:p>
@@ -2995,13 +3446,13 @@
                 <w:rFonts w:ascii="Microsoft YaHei" w:hAnsi="Microsoft YaHei"/>
                 <w:sz w:val="18"/>
               </w:rPr>
-              <w:t>资金</w:t>
+              <w:t>资金流向</w:t>
             </w:r>
           </w:p>
         </w:tc>
         <w:tc>
           <w:tcPr>
-            <w:tcW w:type="dxa" w:w="4533"/>
+            <w:tcW w:type="dxa" w:w="3022"/>
             <w:shd w:fill="F8F9FA" w:val="clear"/>
           </w:tcPr>
           <w:p>
@@ -3014,85 +3465,13 @@
                 <w:rFonts w:ascii="Microsoft YaHei" w:hAnsi="Microsoft YaHei"/>
                 <w:sz w:val="18"/>
               </w:rPr>
-              <w:t xml:space="preserve">✅ </w:t>
-            </w:r>
-            <w:r>
-              <w:rPr>
-                <w:rFonts w:ascii="Microsoft YaHei" w:hAnsi="Microsoft YaHei"/>
-                <w:b/>
-                <w:color w:val="1A1A1A"/>
-                <w:sz w:val="18"/>
-              </w:rPr>
-              <w:t>净流入</w:t>
-            </w:r>
-            <w:r>
-              <w:rPr>
-                <w:rFonts w:ascii="Microsoft YaHei" w:hAnsi="Microsoft YaHei"/>
-                <w:sz w:val="18"/>
-              </w:rPr>
-              <w:t xml:space="preserve"> — 半日净流入5,625万元，大小单合力</w:t>
-            </w:r>
-          </w:p>
-        </w:tc>
-      </w:tr>
-      <w:tr>
-        <w:tc>
-          <w:tcPr>
-            <w:tcW w:type="dxa" w:w="4533"/>
-          </w:tcPr>
-          <w:p>
-            <w:pPr>
-              <w:spacing w:before="40" w:after="40" w:line="288" w:lineRule="auto"/>
-            </w:pPr>
-            <w:r/>
-            <w:r>
-              <w:rPr>
-                <w:rFonts w:ascii="Microsoft YaHei" w:hAnsi="Microsoft YaHei"/>
-                <w:sz w:val="18"/>
-              </w:rPr>
-              <w:t>估值</w:t>
+              <w:t>净流入7575万，主力大单持续流入</w:t>
             </w:r>
           </w:p>
         </w:tc>
         <w:tc>
           <w:tcPr>
-            <w:tcW w:type="dxa" w:w="4533"/>
-          </w:tcPr>
-          <w:p>
-            <w:pPr>
-              <w:spacing w:before="40" w:after="40" w:line="288" w:lineRule="auto"/>
-            </w:pPr>
-            <w:r/>
-            <w:r>
-              <w:rPr>
-                <w:rFonts w:ascii="Microsoft YaHei" w:hAnsi="Microsoft YaHei"/>
-                <w:sz w:val="18"/>
-              </w:rPr>
-              <w:t xml:space="preserve">✅ </w:t>
-            </w:r>
-            <w:r>
-              <w:rPr>
-                <w:rFonts w:ascii="Microsoft YaHei" w:hAnsi="Microsoft YaHei"/>
-                <w:b/>
-                <w:color w:val="1A1A1A"/>
-                <w:sz w:val="18"/>
-              </w:rPr>
-              <w:t>低估</w:t>
-            </w:r>
-            <w:r>
-              <w:rPr>
-                <w:rFonts w:ascii="Microsoft YaHei" w:hAnsi="Microsoft YaHei"/>
-                <w:sz w:val="18"/>
-              </w:rPr>
-              <w:t xml:space="preserve"> — PE 6.41倍 / PB 0.71倍，安全垫充足</w:t>
-            </w:r>
-          </w:p>
-        </w:tc>
-      </w:tr>
-      <w:tr>
-        <w:tc>
-          <w:tcPr>
-            <w:tcW w:type="dxa" w:w="4533"/>
+            <w:tcW w:type="dxa" w:w="3022"/>
             <w:shd w:fill="F8F9FA" w:val="clear"/>
           </w:tcPr>
           <w:p>
@@ -3105,13 +3484,71 @@
                 <w:rFonts w:ascii="Microsoft YaHei" w:hAnsi="Microsoft YaHei"/>
                 <w:sz w:val="18"/>
               </w:rPr>
-              <w:t>消息</w:t>
+              <w:t>✅ 积极</w:t>
+            </w:r>
+          </w:p>
+        </w:tc>
+      </w:tr>
+      <w:tr>
+        <w:tc>
+          <w:tcPr>
+            <w:tcW w:type="dxa" w:w="3022"/>
+          </w:tcPr>
+          <w:p>
+            <w:pPr>
+              <w:spacing w:before="40" w:after="40" w:line="288" w:lineRule="auto"/>
+            </w:pPr>
+            <w:r/>
+            <w:r>
+              <w:rPr>
+                <w:rFonts w:ascii="Microsoft YaHei" w:hAnsi="Microsoft YaHei"/>
+                <w:sz w:val="18"/>
+              </w:rPr>
+              <w:t>技术形态</w:t>
             </w:r>
           </w:p>
         </w:tc>
         <w:tc>
           <w:tcPr>
-            <w:tcW w:type="dxa" w:w="4533"/>
+            <w:tcW w:type="dxa" w:w="3022"/>
+          </w:tcPr>
+          <w:p>
+            <w:pPr>
+              <w:spacing w:before="40" w:after="40" w:line="288" w:lineRule="auto"/>
+            </w:pPr>
+            <w:r/>
+            <w:r>
+              <w:rPr>
+                <w:rFonts w:ascii="Microsoft YaHei" w:hAnsi="Microsoft YaHei"/>
+                <w:sz w:val="18"/>
+              </w:rPr>
+              <w:t>站稳均线，逼近布林上轨</w:t>
+            </w:r>
+          </w:p>
+        </w:tc>
+        <w:tc>
+          <w:tcPr>
+            <w:tcW w:type="dxa" w:w="3022"/>
+          </w:tcPr>
+          <w:p>
+            <w:pPr>
+              <w:spacing w:before="40" w:after="40" w:line="288" w:lineRule="auto"/>
+            </w:pPr>
+            <w:r/>
+            <w:r>
+              <w:rPr>
+                <w:rFonts w:ascii="Microsoft YaHei" w:hAnsi="Microsoft YaHei"/>
+                <w:sz w:val="18"/>
+              </w:rPr>
+              <w:t>✅ 偏多但需关注压力</w:t>
+            </w:r>
+          </w:p>
+        </w:tc>
+      </w:tr>
+      <w:tr>
+        <w:tc>
+          <w:tcPr>
+            <w:tcW w:type="dxa" w:w="3022"/>
             <w:shd w:fill="F8F9FA" w:val="clear"/>
           </w:tcPr>
           <w:p>
@@ -3124,31 +3561,14 @@
                 <w:rFonts w:ascii="Microsoft YaHei" w:hAnsi="Microsoft YaHei"/>
                 <w:sz w:val="18"/>
               </w:rPr>
-              <w:t xml:space="preserve">✅ </w:t>
-            </w:r>
-            <w:r>
-              <w:rPr>
-                <w:rFonts w:ascii="Microsoft YaHei" w:hAnsi="Microsoft YaHei"/>
-                <w:b/>
-                <w:color w:val="1A1A1A"/>
-                <w:sz w:val="18"/>
-              </w:rPr>
-              <w:t>利好</w:t>
-            </w:r>
-            <w:r>
-              <w:rPr>
-                <w:rFonts w:ascii="Microsoft YaHei" w:hAnsi="Microsoft YaHei"/>
-                <w:sz w:val="18"/>
-              </w:rPr>
-              <w:t xml:space="preserve"> — 中期业绩前瞻净利润居行业前列</w:t>
+              <w:t>估值水平</w:t>
             </w:r>
           </w:p>
         </w:tc>
-      </w:tr>
-      <w:tr>
         <w:tc>
           <w:tcPr>
-            <w:tcW w:type="dxa" w:w="4533"/>
+            <w:tcW w:type="dxa" w:w="3022"/>
+            <w:shd w:fill="F8F9FA" w:val="clear"/>
           </w:tcPr>
           <w:p>
             <w:pPr>
@@ -3160,13 +3580,14 @@
                 <w:rFonts w:ascii="Microsoft YaHei" w:hAnsi="Microsoft YaHei"/>
                 <w:sz w:val="18"/>
               </w:rPr>
-              <w:t>板块</w:t>
+              <w:t>PE 6.41倍，PB 0.71倍</w:t>
             </w:r>
           </w:p>
         </w:tc>
         <w:tc>
           <w:tcPr>
-            <w:tcW w:type="dxa" w:w="4533"/>
+            <w:tcW w:type="dxa" w:w="3022"/>
+            <w:shd w:fill="F8F9FA" w:val="clear"/>
           </w:tcPr>
           <w:p>
             <w:pPr>
@@ -3178,23 +3599,178 @@
                 <w:rFonts w:ascii="Microsoft YaHei" w:hAnsi="Microsoft YaHei"/>
                 <w:sz w:val="18"/>
               </w:rPr>
-              <w:t xml:space="preserve">⚠️ </w:t>
+              <w:t>✅ 低估值安全边际高</w:t>
             </w:r>
-            <w:r>
-              <w:rPr>
-                <w:rFonts w:ascii="Microsoft YaHei" w:hAnsi="Microsoft YaHei"/>
-                <w:b/>
-                <w:color w:val="1A1A1A"/>
-                <w:sz w:val="18"/>
-              </w:rPr>
-              <w:t>分化</w:t>
-            </w:r>
+          </w:p>
+        </w:tc>
+      </w:tr>
+      <w:tr>
+        <w:tc>
+          <w:tcPr>
+            <w:tcW w:type="dxa" w:w="3022"/>
+          </w:tcPr>
+          <w:p>
+            <w:pPr>
+              <w:spacing w:before="40" w:after="40" w:line="288" w:lineRule="auto"/>
+            </w:pPr>
+            <w:r/>
             <w:r>
               <w:rPr>
                 <w:rFonts w:ascii="Microsoft YaHei" w:hAnsi="Microsoft YaHei"/>
                 <w:sz w:val="18"/>
               </w:rPr>
-              <w:t xml:space="preserve"> — 医药板块偏弱，个股强于板块</w:t>
+              <w:t>融资融券</w:t>
+            </w:r>
+          </w:p>
+        </w:tc>
+        <w:tc>
+          <w:tcPr>
+            <w:tcW w:type="dxa" w:w="3022"/>
+          </w:tcPr>
+          <w:p>
+            <w:pPr>
+              <w:spacing w:before="40" w:after="40" w:line="288" w:lineRule="auto"/>
+            </w:pPr>
+            <w:r/>
+            <w:r>
+              <w:rPr>
+                <w:rFonts w:ascii="Microsoft YaHei" w:hAnsi="Microsoft YaHei"/>
+                <w:sz w:val="18"/>
+              </w:rPr>
+              <w:t>融资升、融券降</w:t>
+            </w:r>
+          </w:p>
+        </w:tc>
+        <w:tc>
+          <w:tcPr>
+            <w:tcW w:type="dxa" w:w="3022"/>
+          </w:tcPr>
+          <w:p>
+            <w:pPr>
+              <w:spacing w:before="40" w:after="40" w:line="288" w:lineRule="auto"/>
+            </w:pPr>
+            <w:r/>
+            <w:r>
+              <w:rPr>
+                <w:rFonts w:ascii="Microsoft YaHei" w:hAnsi="Microsoft YaHei"/>
+                <w:sz w:val="18"/>
+              </w:rPr>
+              <w:t>✅ 偏多</w:t>
+            </w:r>
+          </w:p>
+        </w:tc>
+      </w:tr>
+      <w:tr>
+        <w:tc>
+          <w:tcPr>
+            <w:tcW w:type="dxa" w:w="3022"/>
+            <w:shd w:fill="F8F9FA" w:val="clear"/>
+          </w:tcPr>
+          <w:p>
+            <w:pPr>
+              <w:spacing w:before="40" w:after="40" w:line="288" w:lineRule="auto"/>
+            </w:pPr>
+            <w:r/>
+            <w:r>
+              <w:rPr>
+                <w:rFonts w:ascii="Microsoft YaHei" w:hAnsi="Microsoft YaHei"/>
+                <w:sz w:val="18"/>
+              </w:rPr>
+              <w:t>板块联动</w:t>
+            </w:r>
+          </w:p>
+        </w:tc>
+        <w:tc>
+          <w:tcPr>
+            <w:tcW w:type="dxa" w:w="3022"/>
+            <w:shd w:fill="F8F9FA" w:val="clear"/>
+          </w:tcPr>
+          <w:p>
+            <w:pPr>
+              <w:spacing w:before="40" w:after="40" w:line="288" w:lineRule="auto"/>
+            </w:pPr>
+            <w:r/>
+            <w:r>
+              <w:rPr>
+                <w:rFonts w:ascii="Microsoft YaHei" w:hAnsi="Microsoft YaHei"/>
+                <w:sz w:val="18"/>
+              </w:rPr>
+              <w:t>所属板块偏弱，个股逆势走强</w:t>
+            </w:r>
+          </w:p>
+        </w:tc>
+        <w:tc>
+          <w:tcPr>
+            <w:tcW w:type="dxa" w:w="3022"/>
+            <w:shd w:fill="F8F9FA" w:val="clear"/>
+          </w:tcPr>
+          <w:p>
+            <w:pPr>
+              <w:spacing w:before="40" w:after="40" w:line="288" w:lineRule="auto"/>
+            </w:pPr>
+            <w:r/>
+            <w:r>
+              <w:rPr>
+                <w:rFonts w:ascii="Microsoft YaHei" w:hAnsi="Microsoft YaHei"/>
+                <w:sz w:val="18"/>
+              </w:rPr>
+              <w:t>✅ 独立强势</w:t>
+            </w:r>
+          </w:p>
+        </w:tc>
+      </w:tr>
+      <w:tr>
+        <w:tc>
+          <w:tcPr>
+            <w:tcW w:type="dxa" w:w="3022"/>
+          </w:tcPr>
+          <w:p>
+            <w:pPr>
+              <w:spacing w:before="40" w:after="40" w:line="288" w:lineRule="auto"/>
+            </w:pPr>
+            <w:r/>
+            <w:r>
+              <w:rPr>
+                <w:rFonts w:ascii="Microsoft YaHei" w:hAnsi="Microsoft YaHei"/>
+                <w:sz w:val="18"/>
+              </w:rPr>
+              <w:t>催化剂</w:t>
+            </w:r>
+          </w:p>
+        </w:tc>
+        <w:tc>
+          <w:tcPr>
+            <w:tcW w:type="dxa" w:w="3022"/>
+          </w:tcPr>
+          <w:p>
+            <w:pPr>
+              <w:spacing w:before="40" w:after="40" w:line="288" w:lineRule="auto"/>
+            </w:pPr>
+            <w:r/>
+            <w:r>
+              <w:rPr>
+                <w:rFonts w:ascii="Microsoft YaHei" w:hAnsi="Microsoft YaHei"/>
+                <w:sz w:val="18"/>
+              </w:rPr>
+              <w:t>无重大公告，资金驱动为主</w:t>
+            </w:r>
+          </w:p>
+        </w:tc>
+        <w:tc>
+          <w:tcPr>
+            <w:tcW w:type="dxa" w:w="3022"/>
+          </w:tcPr>
+          <w:p>
+            <w:pPr>
+              <w:spacing w:before="40" w:after="40" w:line="288" w:lineRule="auto"/>
+            </w:pPr>
+            <w:r/>
+            <w:r>
+              <w:rPr>
+                <w:rFonts w:ascii="Microsoft YaHei" w:hAnsi="Microsoft YaHei"/>
+                <w:sz w:val="18"/>
+              </w:rPr>
+              <w:t>⚠️ 中性</w:t>
             </w:r>
           </w:p>
         </w:tc>
@@ -3208,13 +3784,7 @@
           <w:b/>
           <w:color w:val="1A1A1A"/>
         </w:rPr>
-        <w:t>主力观点</w:t>
-      </w:r>
-      <w:r>
-        <w:rPr>
-          <w:rFonts w:ascii="Microsoft YaHei" w:hAnsi="Microsoft YaHei"/>
-        </w:rPr>
-        <w:t>：</w:t>
+        <w:t>主力观点：</w:t>
       </w:r>
     </w:p>
     <w:p>
@@ -3230,13 +3800,13 @@
           <w:b/>
           <w:color w:val="1A1A1A"/>
         </w:rPr>
-        <w:t>放量逆势上攻</w:t>
+        <w:t>量价齐升、资金主动做多</w:t>
       </w:r>
       <w:r>
         <w:rPr>
           <w:rFonts w:ascii="Microsoft YaHei" w:hAnsi="Microsoft YaHei"/>
         </w:rPr>
-        <w:t>格局，半日涨幅+2.77%，资金净流入逾5,600万元，技术上已形成突破形态。核心支撑逻辑在于：</w:t>
+        <w:t>的强势格局。市场热度高位运行叠加医药板块内中药/创新药细分赛道的资金轮动，为吉林敖东提供了良好的交易环境。从估值角度看，</w:t>
       </w:r>
       <w:r>
         <w:rPr>
@@ -3244,86 +3814,55 @@
           <w:b/>
           <w:color w:val="1A1A1A"/>
         </w:rPr>
-        <w:t>极低估值（PE&lt;7倍，PB&lt;0.72倍）+ 中期业绩超预期 + 融资盘温和加仓</w:t>
+        <w:t>动态PE仅6.41倍、PB仅0.71倍</w:t>
       </w:r>
       <w:r>
         <w:rPr>
           <w:rFonts w:ascii="Microsoft YaHei" w:hAnsi="Microsoft YaHei"/>
         </w:rPr>
-        <w:t>。医药板块整体偏弱背景下，该股走出独立行情，反映出资金对低估值绩优品种的偏好正在强化。</w:t>
+        <w:t xml:space="preserve">，在医药行业中处于显著低估区间，安全边际充裕。技术面上股价已站上所有短期均线，短线趋势向好，但需关注布林带上轨 </w:t>
       </w:r>
-    </w:p>
-    <w:p>
       <w:r>
         <w:rPr>
           <w:rFonts w:ascii="Microsoft YaHei" w:hAnsi="Microsoft YaHei"/>
           <w:b/>
           <w:color w:val="1A1A1A"/>
         </w:rPr>
-        <w:t>午后关注要点</w:t>
+        <w:t>18.75元</w:t>
       </w:r>
       <w:r>
         <w:rPr>
           <w:rFonts w:ascii="Microsoft YaHei" w:hAnsi="Microsoft YaHei"/>
         </w:rPr>
-        <w:t>：</w:t>
+        <w:t xml:space="preserve"> 附近的压力，以及尾盘能否维持放量态势。午后重点关注 </w:t>
       </w:r>
-    </w:p>
-    <w:p>
-      <w:pPr>
-        <w:pStyle w:val="ListNumber"/>
-      </w:pPr>
       <w:r>
         <w:rPr>
           <w:rFonts w:ascii="Microsoft YaHei" w:hAnsi="Microsoft YaHei"/>
           <w:b/>
           <w:color w:val="1A1A1A"/>
         </w:rPr>
-        <w:t>量能持续性</w:t>
+        <w:t>18.68元（今日高点）</w:t>
       </w:r>
       <w:r>
         <w:rPr>
           <w:rFonts w:ascii="Microsoft YaHei" w:hAnsi="Microsoft YaHei"/>
         </w:rPr>
-        <w:t>：若午后能维持或扩大成交，有望挑战布林上轨18.75元</w:t>
+        <w:t xml:space="preserve"> 的压力突破情况，若量能持续配合，有望向上试探 </w:t>
       </w:r>
-    </w:p>
-    <w:p>
-      <w:pPr>
-        <w:pStyle w:val="ListNumber"/>
-      </w:pPr>
       <w:r>
         <w:rPr>
           <w:rFonts w:ascii="Microsoft YaHei" w:hAnsi="Microsoft YaHei"/>
           <w:b/>
           <w:color w:val="1A1A1A"/>
         </w:rPr>
-        <w:t>板块联动</w:t>
+        <w:t>19元</w:t>
       </w:r>
       <w:r>
         <w:rPr>
           <w:rFonts w:ascii="Microsoft YaHei" w:hAnsi="Microsoft YaHei"/>
         </w:rPr>
-        <w:t>：若医药板块午后回暖，将提供额外助推力</w:t>
-      </w:r>
-    </w:p>
-    <w:p>
-      <w:pPr>
-        <w:pStyle w:val="ListNumber"/>
-      </w:pPr>
-      <w:r>
-        <w:rPr>
-          <w:rFonts w:ascii="Microsoft YaHei" w:hAnsi="Microsoft YaHei"/>
-          <w:b/>
-          <w:color w:val="1A1A1A"/>
-        </w:rPr>
-        <w:t>资金流向</w:t>
-      </w:r>
-      <w:r>
-        <w:rPr>
-          <w:rFonts w:ascii="Microsoft YaHei" w:hAnsi="Microsoft YaHei"/>
-        </w:rPr>
-        <w:t>：关注午后是否有大单持续流入，警惕冲高回落</w:t>
+        <w:t xml:space="preserve"> 整数关口。</w:t>
       </w:r>
     </w:p>
     <w:p>
@@ -3339,13 +3878,13 @@
           <w:b/>
           <w:color w:val="1A1A1A"/>
         </w:rPr>
-        <w:t>风险提示</w:t>
+        <w:t>风险提示：</w:t>
       </w:r>
       <w:r>
         <w:rPr>
           <w:rFonts w:ascii="Microsoft YaHei" w:hAnsi="Microsoft YaHei"/>
         </w:rPr>
-        <w:t>：以上分析基于公开数据，不构成投资建议。股市有风险，投资需谨慎。</w:t>
+        <w:t xml:space="preserve"> 本报告基于公开数据整理分析，不构成任何投资建议。股市有风险，投资需谨慎。</w:t>
       </w:r>
     </w:p>
     <w:sectPr>
